--- a/Documents/Procedure/Procedure_Initialisation_PhpMyAdmin.docx
+++ b/Documents/Procedure/Procedure_Initialisation_PhpMyAdmin.docx
@@ -7,6 +7,7 @@
       <w:pPr>
         <w:jc w:val="center"/>
         <w:rPr>
+          <w:rFonts w:ascii="Poppins" w:hAnsi="Poppins" w:cs="Poppins"/>
           <w:b/>
           <w:bCs/>
           <w:sz w:val="44"/>
@@ -81,6 +82,7 @@
       </w:r>
       <w:r>
         <w:rPr>
+          <w:rFonts w:ascii="Poppins" w:hAnsi="Poppins" w:cs="Poppins"/>
           <w:b/>
           <w:bCs/>
           <w:sz w:val="44"/>
@@ -91,8 +93,9 @@
     </w:p>
     <w:p>
       <w:pPr>
-        <w:jc w:val="center"/>
-        <w:rPr>
+        <w:jc w:val="both"/>
+        <w:rPr>
+          <w:rFonts w:ascii="Poppins" w:hAnsi="Poppins" w:cs="Poppins"/>
           <w:b/>
           <w:bCs/>
           <w:sz w:val="44"/>
@@ -102,6 +105,15 @@
     </w:p>
     <w:sdt>
       <w:sdtPr>
+        <w:rPr>
+          <w:rFonts w:ascii="Poppins" w:eastAsiaTheme="minorHAnsi" w:hAnsi="Poppins" w:cs="Poppins"/>
+          <w:color w:val="112250"/>
+          <w:kern w:val="2"/>
+          <w:sz w:val="24"/>
+          <w:szCs w:val="24"/>
+          <w:lang w:eastAsia="en-US"/>
+          <w14:ligatures w14:val="standardContextual"/>
+        </w:rPr>
         <w:id w:val="-954175921"/>
         <w:docPartObj>
           <w:docPartGallery w:val="Table of Contents"/>
@@ -110,22 +122,17 @@
       </w:sdtPr>
       <w:sdtEndPr>
         <w:rPr>
-          <w:rFonts w:asciiTheme="minorHAnsi" w:eastAsiaTheme="minorHAnsi" w:hAnsiTheme="minorHAnsi" w:cstheme="minorBidi"/>
           <w:b/>
           <w:bCs/>
-          <w:color w:val="112250"/>
-          <w:kern w:val="2"/>
-          <w:sz w:val="24"/>
-          <w:szCs w:val="24"/>
-          <w:lang w:eastAsia="en-US"/>
-          <w14:ligatures w14:val="standardContextual"/>
         </w:rPr>
       </w:sdtEndPr>
       <w:sdtContent>
         <w:p>
           <w:pPr>
             <w:pStyle w:val="En-ttedetabledesmatires"/>
+            <w:jc w:val="both"/>
             <w:rPr>
+              <w:rFonts w:ascii="Poppins" w:hAnsi="Poppins" w:cs="Poppins"/>
               <w:b/>
               <w:bCs/>
               <w:color w:val="112250"/>
@@ -133,6 +140,7 @@
           </w:pPr>
           <w:r>
             <w:rPr>
+              <w:rFonts w:ascii="Poppins" w:hAnsi="Poppins" w:cs="Poppins"/>
               <w:b/>
               <w:bCs/>
               <w:color w:val="112250"/>
@@ -146,29 +154,42 @@
             <w:tabs>
               <w:tab w:val="right" w:leader="dot" w:pos="9062"/>
             </w:tabs>
+            <w:jc w:val="both"/>
             <w:rPr>
+              <w:rFonts w:ascii="Poppins" w:hAnsi="Poppins" w:cs="Poppins"/>
               <w:noProof/>
             </w:rPr>
           </w:pPr>
           <w:r>
+            <w:rPr>
+              <w:rFonts w:ascii="Poppins" w:hAnsi="Poppins" w:cs="Poppins"/>
+            </w:rPr>
             <w:fldChar w:fldCharType="begin"/>
           </w:r>
           <w:r>
+            <w:rPr>
+              <w:rFonts w:ascii="Poppins" w:hAnsi="Poppins" w:cs="Poppins"/>
+            </w:rPr>
             <w:instrText xml:space="preserve"> TOC \o "1-3" \h \z \u </w:instrText>
           </w:r>
           <w:r>
+            <w:rPr>
+              <w:rFonts w:ascii="Poppins" w:hAnsi="Poppins" w:cs="Poppins"/>
+            </w:rPr>
             <w:fldChar w:fldCharType="separate"/>
           </w:r>
           <w:hyperlink w:anchor="_Toc223164817" w:history="1">
             <w:r>
               <w:rPr>
                 <w:rStyle w:val="Lienhypertexte"/>
+                <w:rFonts w:ascii="Poppins" w:hAnsi="Poppins" w:cs="Poppins"/>
                 <w:noProof/>
               </w:rPr>
               <w:t>Introduction</w:t>
             </w:r>
             <w:r>
               <w:rPr>
+                <w:rFonts w:ascii="Poppins" w:hAnsi="Poppins" w:cs="Poppins"/>
                 <w:noProof/>
                 <w:webHidden/>
               </w:rPr>
@@ -176,6 +197,7 @@
             </w:r>
             <w:r>
               <w:rPr>
+                <w:rFonts w:ascii="Poppins" w:hAnsi="Poppins" w:cs="Poppins"/>
                 <w:noProof/>
                 <w:webHidden/>
               </w:rPr>
@@ -183,6 +205,7 @@
             </w:r>
             <w:r>
               <w:rPr>
+                <w:rFonts w:ascii="Poppins" w:hAnsi="Poppins" w:cs="Poppins"/>
                 <w:noProof/>
                 <w:webHidden/>
               </w:rPr>
@@ -190,12 +213,14 @@
             </w:r>
             <w:r>
               <w:rPr>
+                <w:rFonts w:ascii="Poppins" w:hAnsi="Poppins" w:cs="Poppins"/>
                 <w:noProof/>
                 <w:webHidden/>
               </w:rPr>
             </w:r>
             <w:r>
               <w:rPr>
+                <w:rFonts w:ascii="Poppins" w:hAnsi="Poppins" w:cs="Poppins"/>
                 <w:noProof/>
                 <w:webHidden/>
               </w:rPr>
@@ -203,6 +228,7 @@
             </w:r>
             <w:r>
               <w:rPr>
+                <w:rFonts w:ascii="Poppins" w:hAnsi="Poppins" w:cs="Poppins"/>
                 <w:noProof/>
                 <w:webHidden/>
               </w:rPr>
@@ -210,6 +236,7 @@
             </w:r>
             <w:r>
               <w:rPr>
+                <w:rFonts w:ascii="Poppins" w:hAnsi="Poppins" w:cs="Poppins"/>
                 <w:noProof/>
                 <w:webHidden/>
               </w:rPr>
@@ -223,7 +250,9 @@
             <w:tabs>
               <w:tab w:val="right" w:leader="dot" w:pos="9062"/>
             </w:tabs>
+            <w:jc w:val="both"/>
             <w:rPr>
+              <w:rFonts w:ascii="Poppins" w:hAnsi="Poppins" w:cs="Poppins"/>
               <w:noProof/>
             </w:rPr>
           </w:pPr>
@@ -231,12 +260,14 @@
             <w:r>
               <w:rPr>
                 <w:rStyle w:val="Lienhypertexte"/>
+                <w:rFonts w:ascii="Poppins" w:hAnsi="Poppins" w:cs="Poppins"/>
                 <w:noProof/>
               </w:rPr>
               <w:t>Initialisation</w:t>
             </w:r>
             <w:r>
               <w:rPr>
+                <w:rFonts w:ascii="Poppins" w:hAnsi="Poppins" w:cs="Poppins"/>
                 <w:noProof/>
                 <w:webHidden/>
               </w:rPr>
@@ -244,6 +275,7 @@
             </w:r>
             <w:r>
               <w:rPr>
+                <w:rFonts w:ascii="Poppins" w:hAnsi="Poppins" w:cs="Poppins"/>
                 <w:noProof/>
                 <w:webHidden/>
               </w:rPr>
@@ -251,6 +283,7 @@
             </w:r>
             <w:r>
               <w:rPr>
+                <w:rFonts w:ascii="Poppins" w:hAnsi="Poppins" w:cs="Poppins"/>
                 <w:noProof/>
                 <w:webHidden/>
               </w:rPr>
@@ -258,12 +291,14 @@
             </w:r>
             <w:r>
               <w:rPr>
+                <w:rFonts w:ascii="Poppins" w:hAnsi="Poppins" w:cs="Poppins"/>
                 <w:noProof/>
                 <w:webHidden/>
               </w:rPr>
             </w:r>
             <w:r>
               <w:rPr>
+                <w:rFonts w:ascii="Poppins" w:hAnsi="Poppins" w:cs="Poppins"/>
                 <w:noProof/>
                 <w:webHidden/>
               </w:rPr>
@@ -271,6 +306,7 @@
             </w:r>
             <w:r>
               <w:rPr>
+                <w:rFonts w:ascii="Poppins" w:hAnsi="Poppins" w:cs="Poppins"/>
                 <w:noProof/>
                 <w:webHidden/>
               </w:rPr>
@@ -278,6 +314,7 @@
             </w:r>
             <w:r>
               <w:rPr>
+                <w:rFonts w:ascii="Poppins" w:hAnsi="Poppins" w:cs="Poppins"/>
                 <w:noProof/>
                 <w:webHidden/>
               </w:rPr>
@@ -287,83 +324,219 @@
         </w:p>
         <w:p>
           <w:pPr>
+            <w:jc w:val="both"/>
             <w:rPr>
+              <w:rFonts w:ascii="Poppins" w:hAnsi="Poppins" w:cs="Poppins"/>
               <w:b/>
               <w:bCs/>
             </w:rPr>
           </w:pPr>
           <w:r>
             <w:rPr>
+              <w:rFonts w:ascii="Poppins" w:hAnsi="Poppins" w:cs="Poppins"/>
               <w:b/>
               <w:bCs/>
             </w:rPr>
             <w:fldChar w:fldCharType="end"/>
           </w:r>
         </w:p>
-        <w:p/>
+        <w:p>
+          <w:pPr>
+            <w:jc w:val="both"/>
+            <w:rPr>
+              <w:rFonts w:ascii="Poppins" w:hAnsi="Poppins" w:cs="Poppins"/>
+            </w:rPr>
+          </w:pPr>
+        </w:p>
       </w:sdtContent>
     </w:sdt>
     <w:p>
       <w:pPr>
         <w:pStyle w:val="Titre2"/>
+        <w:jc w:val="both"/>
+        <w:rPr>
+          <w:rFonts w:ascii="Poppins" w:hAnsi="Poppins" w:cs="Poppins"/>
+        </w:rPr>
       </w:pPr>
       <w:bookmarkStart w:id="0" w:name="_Toc223164817"/>
       <w:r>
+        <w:rPr>
+          <w:rFonts w:ascii="Poppins" w:hAnsi="Poppins" w:cs="Poppins"/>
+        </w:rPr>
         <w:t>Introduction</w:t>
       </w:r>
       <w:bookmarkEnd w:id="0"/>
     </w:p>
-    <w:p/>
-    <w:p>
-      <w:r>
+    <w:p>
+      <w:pPr>
+        <w:jc w:val="both"/>
+        <w:rPr>
+          <w:rFonts w:ascii="Poppins" w:hAnsi="Poppins" w:cs="Poppins"/>
+        </w:rPr>
+      </w:pPr>
+    </w:p>
+    <w:p>
+      <w:pPr>
+        <w:jc w:val="both"/>
+        <w:rPr>
+          <w:rFonts w:ascii="Poppins" w:hAnsi="Poppins" w:cs="Poppins"/>
+        </w:rPr>
+      </w:pPr>
+      <w:r>
+        <w:rPr>
+          <w:rFonts w:ascii="Poppins" w:hAnsi="Poppins" w:cs="Poppins"/>
+        </w:rPr>
         <w:t>Cette procédure consiste à configurer la base de données de manière à pouvoir</w:t>
       </w:r>
       <w:r>
+        <w:rPr>
+          <w:rFonts w:ascii="Poppins" w:hAnsi="Poppins" w:cs="Poppins"/>
+        </w:rPr>
         <w:t xml:space="preserve"> avoir</w:t>
       </w:r>
       <w:r>
+        <w:rPr>
+          <w:rFonts w:ascii="Poppins" w:hAnsi="Poppins" w:cs="Poppins"/>
+        </w:rPr>
         <w:t xml:space="preserve"> accès à l’applicatif. Sans elle vous serez bloqué sur la page d’erreur puisque le site n’arrive pas à trouver le cœur même de la base de données.</w:t>
       </w:r>
     </w:p>
     <w:p>
-      <w:r>
-        <w:t>La différence avec la méthode experte est que celle là est beaucoup plus simple par le fait que l’importation est moins technique que celle en méthode experte.</w:t>
-      </w:r>
-    </w:p>
-    <w:p>
-      <w:r>
+      <w:pPr>
+        <w:jc w:val="both"/>
+        <w:rPr>
+          <w:rFonts w:ascii="Poppins" w:hAnsi="Poppins" w:cs="Poppins"/>
+        </w:rPr>
+      </w:pPr>
+      <w:r>
+        <w:rPr>
+          <w:rFonts w:ascii="Poppins" w:hAnsi="Poppins" w:cs="Poppins"/>
+        </w:rPr>
+        <w:t xml:space="preserve">La différence avec la méthode experte est que </w:t>
+      </w:r>
+      <w:proofErr w:type="spellStart"/>
+      <w:r>
+        <w:rPr>
+          <w:rFonts w:ascii="Poppins" w:hAnsi="Poppins" w:cs="Poppins"/>
+        </w:rPr>
+        <w:t>celle là</w:t>
+      </w:r>
+      <w:proofErr w:type="spellEnd"/>
+      <w:r>
+        <w:rPr>
+          <w:rFonts w:ascii="Poppins" w:hAnsi="Poppins" w:cs="Poppins"/>
+        </w:rPr>
+        <w:t xml:space="preserve"> est beaucoup plus simple par le fait que l’importation est moins technique que celle en méthode experte.</w:t>
+      </w:r>
+    </w:p>
+    <w:p>
+      <w:pPr>
+        <w:jc w:val="both"/>
+        <w:rPr>
+          <w:rFonts w:ascii="Poppins" w:hAnsi="Poppins" w:cs="Poppins"/>
+        </w:rPr>
+      </w:pPr>
+      <w:r>
+        <w:rPr>
+          <w:rFonts w:ascii="Poppins" w:hAnsi="Poppins" w:cs="Poppins"/>
+        </w:rPr>
         <w:t>La méthode experte reste à disposition dans le cas où cette méthode ne fonctionnerait pas.</w:t>
       </w:r>
     </w:p>
-    <w:p/>
+    <w:p>
+      <w:pPr>
+        <w:jc w:val="both"/>
+        <w:rPr>
+          <w:rFonts w:ascii="Poppins" w:hAnsi="Poppins" w:cs="Poppins"/>
+        </w:rPr>
+      </w:pPr>
+    </w:p>
     <w:p>
       <w:pPr>
         <w:pStyle w:val="Titre2"/>
+        <w:jc w:val="both"/>
+        <w:rPr>
+          <w:rFonts w:ascii="Poppins" w:hAnsi="Poppins" w:cs="Poppins"/>
+        </w:rPr>
       </w:pPr>
       <w:bookmarkStart w:id="1" w:name="_Toc223164818"/>
       <w:r>
+        <w:rPr>
+          <w:rFonts w:ascii="Poppins" w:hAnsi="Poppins" w:cs="Poppins"/>
+        </w:rPr>
         <w:t>Initialisation</w:t>
       </w:r>
       <w:bookmarkEnd w:id="1"/>
     </w:p>
-    <w:p/>
-    <w:p>
-      <w:r>
-        <w:t>Pour ce faire, clic gauche sur l’icone de WampServer dans les icônes cachées</w:t>
-      </w:r>
-      <w:r>
-        <w:t xml:space="preserve"> &gt; Gestion bases de données &gt; phpmyadmin</w:t>
-      </w:r>
-      <w:r>
+    <w:p>
+      <w:pPr>
+        <w:jc w:val="both"/>
+        <w:rPr>
+          <w:rFonts w:ascii="Poppins" w:hAnsi="Poppins" w:cs="Poppins"/>
+        </w:rPr>
+      </w:pPr>
+    </w:p>
+    <w:p>
+      <w:pPr>
+        <w:jc w:val="both"/>
+        <w:rPr>
+          <w:rFonts w:ascii="Poppins" w:hAnsi="Poppins" w:cs="Poppins"/>
+        </w:rPr>
+      </w:pPr>
+      <w:r>
+        <w:rPr>
+          <w:rFonts w:ascii="Poppins" w:hAnsi="Poppins" w:cs="Poppins"/>
+        </w:rPr>
+        <w:lastRenderedPageBreak/>
+        <w:t>Pour ce faire, clic gauche sur l’</w:t>
+      </w:r>
+      <w:proofErr w:type="spellStart"/>
+      <w:r>
+        <w:rPr>
+          <w:rFonts w:ascii="Poppins" w:hAnsi="Poppins" w:cs="Poppins"/>
+        </w:rPr>
+        <w:t>icone</w:t>
+      </w:r>
+      <w:proofErr w:type="spellEnd"/>
+      <w:r>
+        <w:rPr>
+          <w:rFonts w:ascii="Poppins" w:hAnsi="Poppins" w:cs="Poppins"/>
+        </w:rPr>
+        <w:t xml:space="preserve"> de WampServer dans les icônes cachées</w:t>
+      </w:r>
+      <w:r>
+        <w:rPr>
+          <w:rFonts w:ascii="Poppins" w:hAnsi="Poppins" w:cs="Poppins"/>
+        </w:rPr>
+        <w:t xml:space="preserve"> &gt; Gestion bases de données &gt; </w:t>
+      </w:r>
+      <w:proofErr w:type="spellStart"/>
+      <w:r>
+        <w:rPr>
+          <w:rFonts w:ascii="Poppins" w:hAnsi="Poppins" w:cs="Poppins"/>
+        </w:rPr>
+        <w:t>phpmyadmin</w:t>
+      </w:r>
+      <w:proofErr w:type="spellEnd"/>
+      <w:r>
+        <w:rPr>
+          <w:rFonts w:ascii="Poppins" w:hAnsi="Poppins" w:cs="Poppins"/>
+        </w:rPr>
         <w:t>.</w:t>
       </w:r>
     </w:p>
     <w:p>
-      <w:r>
-        <w:rPr>
+      <w:pPr>
+        <w:jc w:val="both"/>
+        <w:rPr>
+          <w:rFonts w:ascii="Poppins" w:hAnsi="Poppins" w:cs="Poppins"/>
+        </w:rPr>
+      </w:pPr>
+      <w:r>
+        <w:rPr>
+          <w:rFonts w:ascii="Poppins" w:hAnsi="Poppins" w:cs="Poppins"/>
           <w:noProof/>
         </w:rPr>
-        <w:lastRenderedPageBreak/>
         <w:drawing>
           <wp:inline distT="0" distB="0" distL="0" distR="0" wp14:anchorId="42121CC8" wp14:editId="0FD935C3">
             <wp:extent cx="4848225" cy="4105275"/>
@@ -402,8 +575,15 @@
       </w:r>
     </w:p>
     <w:p>
-      <w:r>
-        <w:rPr>
+      <w:pPr>
+        <w:jc w:val="both"/>
+        <w:rPr>
+          <w:rFonts w:ascii="Poppins" w:hAnsi="Poppins" w:cs="Poppins"/>
+        </w:rPr>
+      </w:pPr>
+      <w:r>
+        <w:rPr>
+          <w:rFonts w:ascii="Poppins" w:hAnsi="Poppins" w:cs="Poppins"/>
           <w:noProof/>
         </w:rPr>
         <w:drawing>
@@ -444,10 +624,18 @@
       </w:r>
     </w:p>
     <w:p>
-      <w:r>
-        <w:rPr>
+      <w:pPr>
+        <w:jc w:val="both"/>
+        <w:rPr>
+          <w:rFonts w:ascii="Poppins" w:hAnsi="Poppins" w:cs="Poppins"/>
+        </w:rPr>
+      </w:pPr>
+      <w:r>
+        <w:rPr>
+          <w:rFonts w:ascii="Poppins" w:hAnsi="Poppins" w:cs="Poppins"/>
           <w:noProof/>
         </w:rPr>
+        <w:lastRenderedPageBreak/>
         <w:drawing>
           <wp:inline distT="0" distB="0" distL="0" distR="0" wp14:anchorId="63C38587" wp14:editId="6F07313F">
             <wp:extent cx="5760720" cy="235585"/>
@@ -486,11 +674,17 @@
       </w:r>
     </w:p>
     <w:p>
-      <w:r>
-        <w:rPr>
+      <w:pPr>
+        <w:jc w:val="both"/>
+        <w:rPr>
+          <w:rFonts w:ascii="Poppins" w:hAnsi="Poppins" w:cs="Poppins"/>
+        </w:rPr>
+      </w:pPr>
+      <w:r>
+        <w:rPr>
+          <w:rFonts w:ascii="Poppins" w:hAnsi="Poppins" w:cs="Poppins"/>
           <w:noProof/>
         </w:rPr>
-        <w:lastRenderedPageBreak/>
         <w:drawing>
           <wp:inline distT="0" distB="0" distL="0" distR="0" wp14:anchorId="34AE95C7" wp14:editId="56F274B9">
             <wp:extent cx="5760720" cy="2195830"/>
@@ -529,8 +723,15 @@
       </w:r>
     </w:p>
     <w:p>
-      <w:r>
-        <w:rPr>
+      <w:pPr>
+        <w:jc w:val="both"/>
+        <w:rPr>
+          <w:rFonts w:ascii="Poppins" w:hAnsi="Poppins" w:cs="Poppins"/>
+        </w:rPr>
+      </w:pPr>
+      <w:r>
+        <w:rPr>
+          <w:rFonts w:ascii="Poppins" w:hAnsi="Poppins" w:cs="Poppins"/>
           <w:noProof/>
         </w:rPr>
         <w:drawing>
@@ -571,8 +772,15 @@
       </w:r>
     </w:p>
     <w:p>
-      <w:r>
-        <w:rPr>
+      <w:pPr>
+        <w:jc w:val="both"/>
+        <w:rPr>
+          <w:rFonts w:ascii="Poppins" w:hAnsi="Poppins" w:cs="Poppins"/>
+        </w:rPr>
+      </w:pPr>
+      <w:r>
+        <w:rPr>
+          <w:rFonts w:ascii="Poppins" w:hAnsi="Poppins" w:cs="Poppins"/>
           <w:noProof/>
         </w:rPr>
         <w:lastRenderedPageBreak/>
@@ -614,8 +822,15 @@
       </w:r>
     </w:p>
     <w:p>
-      <w:r>
-        <w:rPr>
+      <w:pPr>
+        <w:jc w:val="both"/>
+        <w:rPr>
+          <w:rFonts w:ascii="Poppins" w:hAnsi="Poppins" w:cs="Poppins"/>
+        </w:rPr>
+      </w:pPr>
+      <w:r>
+        <w:rPr>
+          <w:rFonts w:ascii="Poppins" w:hAnsi="Poppins" w:cs="Poppins"/>
           <w:noProof/>
         </w:rPr>
         <w:lastRenderedPageBreak/>
@@ -657,8 +872,15 @@
       </w:r>
     </w:p>
     <w:p>
-      <w:r>
-        <w:rPr>
+      <w:pPr>
+        <w:jc w:val="both"/>
+        <w:rPr>
+          <w:rFonts w:ascii="Poppins" w:hAnsi="Poppins" w:cs="Poppins"/>
+        </w:rPr>
+      </w:pPr>
+      <w:r>
+        <w:rPr>
+          <w:rFonts w:ascii="Poppins" w:hAnsi="Poppins" w:cs="Poppins"/>
           <w:noProof/>
         </w:rPr>
         <w:lastRenderedPageBreak/>
@@ -700,7 +922,17 @@
       </w:r>
     </w:p>
     <w:p>
-      <w:r>
+      <w:pPr>
+        <w:jc w:val="both"/>
+        <w:rPr>
+          <w:rFonts w:ascii="Poppins" w:hAnsi="Poppins" w:cs="Poppins"/>
+        </w:rPr>
+      </w:pPr>
+      <w:r>
+        <w:rPr>
+          <w:rFonts w:ascii="Poppins" w:hAnsi="Poppins" w:cs="Poppins"/>
+          <w:noProof/>
+        </w:rPr>
         <w:lastRenderedPageBreak/>
         <w:drawing>
           <wp:inline distT="0" distB="0" distL="0" distR="0" wp14:anchorId="76D5419B" wp14:editId="12C32BD3">
@@ -740,13 +972,29 @@
       </w:r>
     </w:p>
     <w:p>
-      <w:r>
+      <w:pPr>
+        <w:jc w:val="both"/>
+        <w:rPr>
+          <w:rFonts w:ascii="Poppins" w:hAnsi="Poppins" w:cs="Poppins"/>
+        </w:rPr>
+      </w:pPr>
+      <w:r>
+        <w:rPr>
+          <w:rFonts w:ascii="Poppins" w:hAnsi="Poppins" w:cs="Poppins"/>
+        </w:rPr>
         <w:t>Défilez en bas de la page et cliquez sur « Importez ».</w:t>
       </w:r>
     </w:p>
     <w:p>
-      <w:r>
-        <w:rPr>
+      <w:pPr>
+        <w:jc w:val="both"/>
+        <w:rPr>
+          <w:rFonts w:ascii="Poppins" w:hAnsi="Poppins" w:cs="Poppins"/>
+        </w:rPr>
+      </w:pPr>
+      <w:r>
+        <w:rPr>
+          <w:rFonts w:ascii="Poppins" w:hAnsi="Poppins" w:cs="Poppins"/>
           <w:noProof/>
         </w:rPr>
         <w:drawing>
@@ -787,13 +1035,43 @@
       </w:r>
     </w:p>
     <w:p>
-      <w:r>
-        <w:t>Une fois importez vous devez voir le message suivant :</w:t>
-      </w:r>
-    </w:p>
-    <w:p>
-      <w:r>
-        <w:rPr>
+      <w:pPr>
+        <w:jc w:val="both"/>
+        <w:rPr>
+          <w:rFonts w:ascii="Poppins" w:hAnsi="Poppins" w:cs="Poppins"/>
+        </w:rPr>
+      </w:pPr>
+      <w:r>
+        <w:rPr>
+          <w:rFonts w:ascii="Poppins" w:hAnsi="Poppins" w:cs="Poppins"/>
+        </w:rPr>
+        <w:t xml:space="preserve">Une fois </w:t>
+      </w:r>
+      <w:proofErr w:type="spellStart"/>
+      <w:r>
+        <w:rPr>
+          <w:rFonts w:ascii="Poppins" w:hAnsi="Poppins" w:cs="Poppins"/>
+        </w:rPr>
+        <w:t>importez vous</w:t>
+      </w:r>
+      <w:proofErr w:type="spellEnd"/>
+      <w:r>
+        <w:rPr>
+          <w:rFonts w:ascii="Poppins" w:hAnsi="Poppins" w:cs="Poppins"/>
+        </w:rPr>
+        <w:t xml:space="preserve"> devez voir le message suivant :</w:t>
+      </w:r>
+    </w:p>
+    <w:p>
+      <w:pPr>
+        <w:jc w:val="both"/>
+        <w:rPr>
+          <w:rFonts w:ascii="Poppins" w:hAnsi="Poppins" w:cs="Poppins"/>
+        </w:rPr>
+      </w:pPr>
+      <w:r>
+        <w:rPr>
+          <w:rFonts w:ascii="Poppins" w:hAnsi="Poppins" w:cs="Poppins"/>
           <w:noProof/>
         </w:rPr>
         <w:drawing>
@@ -834,38 +1112,80 @@
       </w:r>
     </w:p>
     <w:p>
-      <w:r>
-        <w:t xml:space="preserve">Désormais en allant sur « localhost/SAE_Site_Enchere-main/newMVC » depuis votre navigateur ou en cliquant sur le lien suivant : </w:t>
+      <w:pPr>
+        <w:jc w:val="both"/>
+        <w:rPr>
+          <w:rFonts w:ascii="Poppins" w:hAnsi="Poppins" w:cs="Poppins"/>
+        </w:rPr>
+      </w:pPr>
+      <w:r>
+        <w:rPr>
+          <w:rFonts w:ascii="Poppins" w:hAnsi="Poppins" w:cs="Poppins"/>
+        </w:rPr>
+        <w:t>Désormais en allant sur « localhost/</w:t>
+      </w:r>
+      <w:proofErr w:type="spellStart"/>
+      <w:r>
+        <w:rPr>
+          <w:rFonts w:ascii="Poppins" w:hAnsi="Poppins" w:cs="Poppins"/>
+        </w:rPr>
+        <w:t>SAE_Site_Enchere</w:t>
+      </w:r>
+      <w:proofErr w:type="spellEnd"/>
+      <w:r>
+        <w:rPr>
+          <w:rFonts w:ascii="Poppins" w:hAnsi="Poppins" w:cs="Poppins"/>
+        </w:rPr>
+        <w:t>-main/</w:t>
+      </w:r>
+      <w:proofErr w:type="spellStart"/>
+      <w:r>
+        <w:rPr>
+          <w:rFonts w:ascii="Poppins" w:hAnsi="Poppins" w:cs="Poppins"/>
+        </w:rPr>
+        <w:t>newMVC</w:t>
+      </w:r>
+      <w:proofErr w:type="spellEnd"/>
+      <w:r>
+        <w:rPr>
+          <w:rFonts w:ascii="Poppins" w:hAnsi="Poppins" w:cs="Poppins"/>
+        </w:rPr>
+        <w:t xml:space="preserve"> » depuis votre navigateur ou en cliquant sur le lien suivant : </w:t>
       </w:r>
       <w:hyperlink r:id="rId19" w:history="1">
         <w:r>
           <w:rPr>
             <w:rStyle w:val="Lienhypertexte"/>
+            <w:rFonts w:ascii="Poppins" w:hAnsi="Poppins" w:cs="Poppins"/>
           </w:rPr>
           <w:t>Page d'accueil</w:t>
         </w:r>
       </w:hyperlink>
     </w:p>
     <w:p>
-      <w:r>
-        <w:t>Si vous n’avez plus de message d’erreur</w:t>
-      </w:r>
-      <w:r>
-        <w:t>, comme la capture d’écran ci-dessous,</w:t>
-      </w:r>
-      <w:r>
-        <w:t xml:space="preserve"> sur </w:t>
-      </w:r>
-      <w:r>
-        <w:t>la page principale</w:t>
-      </w:r>
-      <w:r>
-        <w:t xml:space="preserve"> de notre application, alors la base de données a bien été configurée.</w:t>
-      </w:r>
-    </w:p>
-    <w:p>
-      <w:r>
-        <w:rPr>
+      <w:pPr>
+        <w:jc w:val="both"/>
+        <w:rPr>
+          <w:rFonts w:ascii="Poppins" w:hAnsi="Poppins" w:cs="Poppins"/>
+        </w:rPr>
+      </w:pPr>
+      <w:r>
+        <w:rPr>
+          <w:rFonts w:ascii="Poppins" w:hAnsi="Poppins" w:cs="Poppins"/>
+        </w:rPr>
+        <w:t>Si vous n’avez plus de message d’erreur, comme la capture d’écran ci-dessous, sur la page principale de notre application, alors la base de données a bien été configurée.</w:t>
+      </w:r>
+    </w:p>
+    <w:p>
+      <w:pPr>
+        <w:jc w:val="both"/>
+        <w:rPr>
+          <w:rFonts w:ascii="Poppins" w:hAnsi="Poppins" w:cs="Poppins"/>
+        </w:rPr>
+      </w:pPr>
+      <w:r>
+        <w:rPr>
+          <w:rFonts w:ascii="Poppins" w:hAnsi="Poppins" w:cs="Poppins"/>
           <w:noProof/>
         </w:rPr>
         <w:lastRenderedPageBreak/>
@@ -911,7 +1231,14 @@
         </w:drawing>
       </w:r>
     </w:p>
-    <w:p/>
+    <w:p>
+      <w:pPr>
+        <w:jc w:val="both"/>
+        <w:rPr>
+          <w:rFonts w:ascii="Poppins" w:hAnsi="Poppins" w:cs="Poppins"/>
+        </w:rPr>
+      </w:pPr>
+    </w:p>
     <w:tbl>
       <w:tblPr>
         <w:tblW w:w="9056" w:type="dxa"/>
@@ -1242,13 +1569,7 @@
               <w:rPr>
                 <w:rFonts w:ascii="Poppins" w:hAnsi="Poppins" w:cs="Poppins"/>
               </w:rPr>
-              <w:t>GARNIER J.</w:t>
-            </w:r>
-            <w:r>
-              <w:rPr>
-                <w:rFonts w:ascii="Poppins" w:hAnsi="Poppins" w:cs="Poppins"/>
-              </w:rPr>
-              <w:t> </w:t>
+              <w:t>GARNIER J. </w:t>
             </w:r>
           </w:p>
         </w:tc>
@@ -1306,7 +1627,14 @@
         </w:tc>
       </w:tr>
     </w:tbl>
-    <w:p/>
+    <w:p>
+      <w:pPr>
+        <w:jc w:val="both"/>
+        <w:rPr>
+          <w:rFonts w:ascii="Poppins" w:hAnsi="Poppins" w:cs="Poppins"/>
+        </w:rPr>
+      </w:pPr>
+    </w:p>
     <w:sectPr>
       <w:footerReference w:type="default" r:id="rId21"/>
       <w:pgSz w:w="11906" w:h="16838"/>
@@ -2088,6 +2416,7 @@
   <w:style w:type="character" w:default="1" w:styleId="Policepardfaut">
     <w:name w:val="Default Paragraph Font"/>
     <w:uiPriority w:val="1"/>
+    <w:semiHidden/>
     <w:unhideWhenUsed/>
   </w:style>
   <w:style w:type="table" w:default="1" w:styleId="TableauNormal">

--- a/Documents/Procedure/Procedure_Initialisation_PhpMyAdmin.docx
+++ b/Documents/Procedure/Procedure_Initialisation_PhpMyAdmin.docx
@@ -414,14 +414,12 @@
         </w:rPr>
         <w:t xml:space="preserve">La différence avec la méthode experte est que </w:t>
       </w:r>
-      <w:proofErr w:type="spellStart"/>
-      <w:r>
-        <w:rPr>
-          <w:rFonts w:ascii="Poppins" w:hAnsi="Poppins" w:cs="Poppins"/>
-        </w:rPr>
-        <w:t>celle là</w:t>
-      </w:r>
-      <w:proofErr w:type="spellEnd"/>
+      <w:r>
+        <w:rPr>
+          <w:rFonts w:ascii="Poppins" w:hAnsi="Poppins" w:cs="Poppins"/>
+        </w:rPr>
+        <w:t>celle-là</w:t>
+      </w:r>
       <w:r>
         <w:rPr>
           <w:rFonts w:ascii="Poppins" w:hAnsi="Poppins" w:cs="Poppins"/>
@@ -445,11 +443,16 @@
     </w:p>
     <w:p>
       <w:pPr>
-        <w:jc w:val="both"/>
         <w:rPr>
           <w:rFonts w:ascii="Poppins" w:hAnsi="Poppins" w:cs="Poppins"/>
         </w:rPr>
       </w:pPr>
+      <w:r>
+        <w:rPr>
+          <w:rFonts w:ascii="Poppins" w:hAnsi="Poppins" w:cs="Poppins"/>
+        </w:rPr>
+        <w:br w:type="page"/>
+      </w:r>
     </w:p>
     <w:p>
       <w:pPr>
@@ -464,6 +467,7 @@
         <w:rPr>
           <w:rFonts w:ascii="Poppins" w:hAnsi="Poppins" w:cs="Poppins"/>
         </w:rPr>
+        <w:lastRenderedPageBreak/>
         <w:t>Initialisation</w:t>
       </w:r>
       <w:bookmarkEnd w:id="1"/>
@@ -487,17 +491,14 @@
         <w:rPr>
           <w:rFonts w:ascii="Poppins" w:hAnsi="Poppins" w:cs="Poppins"/>
         </w:rPr>
-        <w:lastRenderedPageBreak/>
         <w:t>Pour ce faire, clic gauche sur l’</w:t>
       </w:r>
-      <w:proofErr w:type="spellStart"/>
-      <w:r>
-        <w:rPr>
-          <w:rFonts w:ascii="Poppins" w:hAnsi="Poppins" w:cs="Poppins"/>
-        </w:rPr>
-        <w:t>icone</w:t>
-      </w:r>
-      <w:proofErr w:type="spellEnd"/>
+      <w:r>
+        <w:rPr>
+          <w:rFonts w:ascii="Poppins" w:hAnsi="Poppins" w:cs="Poppins"/>
+        </w:rPr>
+        <w:t>icône</w:t>
+      </w:r>
       <w:r>
         <w:rPr>
           <w:rFonts w:ascii="Poppins" w:hAnsi="Poppins" w:cs="Poppins"/>
@@ -510,14 +511,12 @@
         </w:rPr>
         <w:t xml:space="preserve"> &gt; Gestion bases de données &gt; </w:t>
       </w:r>
-      <w:proofErr w:type="spellStart"/>
-      <w:r>
-        <w:rPr>
-          <w:rFonts w:ascii="Poppins" w:hAnsi="Poppins" w:cs="Poppins"/>
-        </w:rPr>
-        <w:t>phpmyadmin</w:t>
-      </w:r>
-      <w:proofErr w:type="spellEnd"/>
+      <w:r>
+        <w:rPr>
+          <w:rFonts w:ascii="Poppins" w:hAnsi="Poppins" w:cs="Poppins"/>
+        </w:rPr>
+        <w:t>phpMyAdmin</w:t>
+      </w:r>
       <w:r>
         <w:rPr>
           <w:rFonts w:ascii="Poppins" w:hAnsi="Poppins" w:cs="Poppins"/>
@@ -527,11 +526,178 @@
     </w:p>
     <w:p>
       <w:pPr>
-        <w:jc w:val="both"/>
+        <w:jc w:val="center"/>
         <w:rPr>
           <w:rFonts w:ascii="Poppins" w:hAnsi="Poppins" w:cs="Poppins"/>
         </w:rPr>
       </w:pPr>
+      <w:r>
+        <w:rPr>
+          <w:rFonts w:ascii="Poppins" w:hAnsi="Poppins" w:cs="Poppins"/>
+          <w:noProof/>
+        </w:rPr>
+        <mc:AlternateContent>
+          <mc:Choice Requires="wps">
+            <w:drawing>
+              <wp:anchor distT="0" distB="0" distL="114300" distR="114300" simplePos="0" relativeHeight="251662336" behindDoc="0" locked="0" layoutInCell="1" allowOverlap="1" wp14:anchorId="7179E152" wp14:editId="3F51DC3C">
+                <wp:simplePos x="0" y="0"/>
+                <wp:positionH relativeFrom="margin">
+                  <wp:posOffset>485775</wp:posOffset>
+                </wp:positionH>
+                <wp:positionV relativeFrom="paragraph">
+                  <wp:posOffset>650240</wp:posOffset>
+                </wp:positionV>
+                <wp:extent cx="2752725" cy="366950"/>
+                <wp:effectExtent l="0" t="0" r="28575" b="14605"/>
+                <wp:wrapNone/>
+                <wp:docPr id="1005228099" name="Ellipse 1"/>
+                <wp:cNvGraphicFramePr/>
+                <a:graphic xmlns:a="http://schemas.openxmlformats.org/drawingml/2006/main">
+                  <a:graphicData uri="http://schemas.microsoft.com/office/word/2010/wordprocessingShape">
+                    <wps:wsp>
+                      <wps:cNvSpPr/>
+                      <wps:spPr>
+                        <a:xfrm>
+                          <a:off x="0" y="0"/>
+                          <a:ext cx="2752725" cy="366950"/>
+                        </a:xfrm>
+                        <a:prstGeom prst="ellipse">
+                          <a:avLst/>
+                        </a:prstGeom>
+                        <a:noFill/>
+                        <a:ln>
+                          <a:solidFill>
+                            <a:srgbClr val="C00000"/>
+                          </a:solidFill>
+                        </a:ln>
+                      </wps:spPr>
+                      <wps:style>
+                        <a:lnRef idx="2">
+                          <a:schemeClr val="accent1">
+                            <a:shade val="15000"/>
+                          </a:schemeClr>
+                        </a:lnRef>
+                        <a:fillRef idx="1">
+                          <a:schemeClr val="accent1"/>
+                        </a:fillRef>
+                        <a:effectRef idx="0">
+                          <a:schemeClr val="accent1"/>
+                        </a:effectRef>
+                        <a:fontRef idx="minor">
+                          <a:schemeClr val="lt1"/>
+                        </a:fontRef>
+                      </wps:style>
+                      <wps:bodyPr rot="0" spcFirstLastPara="0" vertOverflow="overflow" horzOverflow="overflow" vert="horz" wrap="square" lIns="91440" tIns="45720" rIns="91440" bIns="45720" numCol="1" spcCol="0" rtlCol="0" fromWordArt="0" anchor="ctr" anchorCtr="0" forceAA="0" compatLnSpc="1">
+                        <a:prstTxWarp prst="textNoShape">
+                          <a:avLst/>
+                        </a:prstTxWarp>
+                        <a:noAutofit/>
+                      </wps:bodyPr>
+                    </wps:wsp>
+                  </a:graphicData>
+                </a:graphic>
+                <wp14:sizeRelH relativeFrom="margin">
+                  <wp14:pctWidth>0</wp14:pctWidth>
+                </wp14:sizeRelH>
+                <wp14:sizeRelV relativeFrom="margin">
+                  <wp14:pctHeight>0</wp14:pctHeight>
+                </wp14:sizeRelV>
+              </wp:anchor>
+            </w:drawing>
+          </mc:Choice>
+          <mc:Fallback>
+            <w:pict>
+              <v:oval w14:anchorId="5EC6948D" id="Ellipse 1" o:spid="_x0000_s1026" style="position:absolute;margin-left:38.25pt;margin-top:51.2pt;width:216.75pt;height:28.9pt;z-index:251662336;visibility:visible;mso-wrap-style:square;mso-width-percent:0;mso-height-percent:0;mso-wrap-distance-left:9pt;mso-wrap-distance-top:0;mso-wrap-distance-right:9pt;mso-wrap-distance-bottom:0;mso-position-horizontal:absolute;mso-position-horizontal-relative:margin;mso-position-vertical:absolute;mso-position-vertical-relative:text;mso-width-percent:0;mso-height-percent:0;mso-width-relative:margin;mso-height-relative:margin;v-text-anchor:middle" o:gfxdata="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" filled="f" strokecolor="#c00000" strokeweight="1pt">
+                <v:stroke joinstyle="miter"/>
+                <w10:wrap anchorx="margin"/>
+              </v:oval>
+            </w:pict>
+          </mc:Fallback>
+        </mc:AlternateContent>
+      </w:r>
+      <w:r>
+        <w:rPr>
+          <w:rFonts w:ascii="Poppins" w:hAnsi="Poppins" w:cs="Poppins"/>
+          <w:noProof/>
+        </w:rPr>
+        <mc:AlternateContent>
+          <mc:Choice Requires="wps">
+            <w:drawing>
+              <wp:anchor distT="0" distB="0" distL="114300" distR="114300" simplePos="0" relativeHeight="251660288" behindDoc="0" locked="0" layoutInCell="1" allowOverlap="1" wp14:anchorId="37F286C2" wp14:editId="13B60A67">
+                <wp:simplePos x="0" y="0"/>
+                <wp:positionH relativeFrom="column">
+                  <wp:posOffset>3472180</wp:posOffset>
+                </wp:positionH>
+                <wp:positionV relativeFrom="paragraph">
+                  <wp:posOffset>654685</wp:posOffset>
+                </wp:positionV>
+                <wp:extent cx="1885950" cy="366950"/>
+                <wp:effectExtent l="0" t="0" r="19050" b="14605"/>
+                <wp:wrapNone/>
+                <wp:docPr id="2055177586" name="Ellipse 1"/>
+                <wp:cNvGraphicFramePr/>
+                <a:graphic xmlns:a="http://schemas.openxmlformats.org/drawingml/2006/main">
+                  <a:graphicData uri="http://schemas.microsoft.com/office/word/2010/wordprocessingShape">
+                    <wps:wsp>
+                      <wps:cNvSpPr/>
+                      <wps:spPr>
+                        <a:xfrm>
+                          <a:off x="0" y="0"/>
+                          <a:ext cx="1885950" cy="366950"/>
+                        </a:xfrm>
+                        <a:prstGeom prst="ellipse">
+                          <a:avLst/>
+                        </a:prstGeom>
+                        <a:noFill/>
+                        <a:ln>
+                          <a:solidFill>
+                            <a:srgbClr val="C00000"/>
+                          </a:solidFill>
+                        </a:ln>
+                      </wps:spPr>
+                      <wps:style>
+                        <a:lnRef idx="2">
+                          <a:schemeClr val="accent1">
+                            <a:shade val="15000"/>
+                          </a:schemeClr>
+                        </a:lnRef>
+                        <a:fillRef idx="1">
+                          <a:schemeClr val="accent1"/>
+                        </a:fillRef>
+                        <a:effectRef idx="0">
+                          <a:schemeClr val="accent1"/>
+                        </a:effectRef>
+                        <a:fontRef idx="minor">
+                          <a:schemeClr val="lt1"/>
+                        </a:fontRef>
+                      </wps:style>
+                      <wps:bodyPr rot="0" spcFirstLastPara="0" vertOverflow="overflow" horzOverflow="overflow" vert="horz" wrap="square" lIns="91440" tIns="45720" rIns="91440" bIns="45720" numCol="1" spcCol="0" rtlCol="0" fromWordArt="0" anchor="ctr" anchorCtr="0" forceAA="0" compatLnSpc="1">
+                        <a:prstTxWarp prst="textNoShape">
+                          <a:avLst/>
+                        </a:prstTxWarp>
+                        <a:noAutofit/>
+                      </wps:bodyPr>
+                    </wps:wsp>
+                  </a:graphicData>
+                </a:graphic>
+                <wp14:sizeRelH relativeFrom="margin">
+                  <wp14:pctWidth>0</wp14:pctWidth>
+                </wp14:sizeRelH>
+                <wp14:sizeRelV relativeFrom="margin">
+                  <wp14:pctHeight>0</wp14:pctHeight>
+                </wp14:sizeRelV>
+              </wp:anchor>
+            </w:drawing>
+          </mc:Choice>
+          <mc:Fallback>
+            <w:pict>
+              <v:oval w14:anchorId="3A5D959B" id="Ellipse 1" o:spid="_x0000_s1026" style="position:absolute;margin-left:273.4pt;margin-top:51.55pt;width:148.5pt;height:28.9pt;z-index:251660288;visibility:visible;mso-wrap-style:square;mso-width-percent:0;mso-height-percent:0;mso-wrap-distance-left:9pt;mso-wrap-distance-top:0;mso-wrap-distance-right:9pt;mso-wrap-distance-bottom:0;mso-position-horizontal:absolute;mso-position-horizontal-relative:text;mso-position-vertical:absolute;mso-position-vertical-relative:text;mso-width-percent:0;mso-height-percent:0;mso-width-relative:margin;mso-height-relative:margin;v-text-anchor:middle" o:gfxdata="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" filled="f" strokecolor="#c00000" strokeweight="1pt">
+                <v:stroke joinstyle="miter"/>
+              </v:oval>
+            </w:pict>
+          </mc:Fallback>
+        </mc:AlternateContent>
+      </w:r>
       <w:r>
         <w:rPr>
           <w:rFonts w:ascii="Poppins" w:hAnsi="Poppins" w:cs="Poppins"/>
@@ -584,10 +750,25 @@
       <w:r>
         <w:rPr>
           <w:rFonts w:ascii="Poppins" w:hAnsi="Poppins" w:cs="Poppins"/>
+        </w:rPr>
+        <w:t>Vous allez être redirigé vers la page suivante :</w:t>
+      </w:r>
+    </w:p>
+    <w:p>
+      <w:pPr>
+        <w:jc w:val="center"/>
+        <w:rPr>
+          <w:rFonts w:ascii="Poppins" w:hAnsi="Poppins" w:cs="Poppins"/>
+        </w:rPr>
+      </w:pPr>
+      <w:r>
+        <w:rPr>
+          <w:rFonts w:ascii="Poppins" w:hAnsi="Poppins" w:cs="Poppins"/>
           <w:noProof/>
         </w:rPr>
+        <w:lastRenderedPageBreak/>
         <w:drawing>
-          <wp:inline distT="0" distB="0" distL="0" distR="0" wp14:anchorId="704BC936" wp14:editId="72971630">
+          <wp:inline distT="0" distB="0" distL="0" distR="0" wp14:anchorId="704BC936" wp14:editId="1281FB3C">
             <wp:extent cx="5760720" cy="3724910"/>
             <wp:effectExtent l="0" t="0" r="0" b="8890"/>
             <wp:docPr id="357178887" name="Image 1" descr="Une image contenant texte, capture d’écran, logiciel, Page web&#10;&#10;Le contenu généré par l’IA peut être incorrect."/>
@@ -635,7 +816,122 @@
           <w:rFonts w:ascii="Poppins" w:hAnsi="Poppins" w:cs="Poppins"/>
           <w:noProof/>
         </w:rPr>
-        <w:lastRenderedPageBreak/>
+        <mc:AlternateContent>
+          <mc:Choice Requires="wps">
+            <w:drawing>
+              <wp:anchor distT="0" distB="0" distL="114300" distR="114300" simplePos="0" relativeHeight="251664384" behindDoc="0" locked="0" layoutInCell="1" allowOverlap="1" wp14:anchorId="3B2D3B11" wp14:editId="60639211">
+                <wp:simplePos x="0" y="0"/>
+                <wp:positionH relativeFrom="margin">
+                  <wp:posOffset>3319780</wp:posOffset>
+                </wp:positionH>
+                <wp:positionV relativeFrom="paragraph">
+                  <wp:posOffset>324485</wp:posOffset>
+                </wp:positionV>
+                <wp:extent cx="771525" cy="299720"/>
+                <wp:effectExtent l="0" t="0" r="28575" b="24130"/>
+                <wp:wrapNone/>
+                <wp:docPr id="2060024600" name="Ellipse 1"/>
+                <wp:cNvGraphicFramePr/>
+                <a:graphic xmlns:a="http://schemas.openxmlformats.org/drawingml/2006/main">
+                  <a:graphicData uri="http://schemas.microsoft.com/office/word/2010/wordprocessingShape">
+                    <wps:wsp>
+                      <wps:cNvSpPr/>
+                      <wps:spPr>
+                        <a:xfrm>
+                          <a:off x="0" y="0"/>
+                          <a:ext cx="771525" cy="299720"/>
+                        </a:xfrm>
+                        <a:prstGeom prst="ellipse">
+                          <a:avLst/>
+                        </a:prstGeom>
+                        <a:noFill/>
+                        <a:ln>
+                          <a:solidFill>
+                            <a:srgbClr val="C00000"/>
+                          </a:solidFill>
+                        </a:ln>
+                      </wps:spPr>
+                      <wps:style>
+                        <a:lnRef idx="2">
+                          <a:schemeClr val="accent1">
+                            <a:shade val="15000"/>
+                          </a:schemeClr>
+                        </a:lnRef>
+                        <a:fillRef idx="1">
+                          <a:schemeClr val="accent1"/>
+                        </a:fillRef>
+                        <a:effectRef idx="0">
+                          <a:schemeClr val="accent1"/>
+                        </a:effectRef>
+                        <a:fontRef idx="minor">
+                          <a:schemeClr val="lt1"/>
+                        </a:fontRef>
+                      </wps:style>
+                      <wps:bodyPr rot="0" spcFirstLastPara="0" vertOverflow="overflow" horzOverflow="overflow" vert="horz" wrap="square" lIns="91440" tIns="45720" rIns="91440" bIns="45720" numCol="1" spcCol="0" rtlCol="0" fromWordArt="0" anchor="ctr" anchorCtr="0" forceAA="0" compatLnSpc="1">
+                        <a:prstTxWarp prst="textNoShape">
+                          <a:avLst/>
+                        </a:prstTxWarp>
+                        <a:noAutofit/>
+                      </wps:bodyPr>
+                    </wps:wsp>
+                  </a:graphicData>
+                </a:graphic>
+                <wp14:sizeRelH relativeFrom="margin">
+                  <wp14:pctWidth>0</wp14:pctWidth>
+                </wp14:sizeRelH>
+                <wp14:sizeRelV relativeFrom="margin">
+                  <wp14:pctHeight>0</wp14:pctHeight>
+                </wp14:sizeRelV>
+              </wp:anchor>
+            </w:drawing>
+          </mc:Choice>
+          <mc:Fallback>
+            <w:pict>
+              <v:oval w14:anchorId="1013F4FA" id="Ellipse 1" o:spid="_x0000_s1026" style="position:absolute;margin-left:261.4pt;margin-top:25.55pt;width:60.75pt;height:23.6pt;z-index:251664384;visibility:visible;mso-wrap-style:square;mso-width-percent:0;mso-height-percent:0;mso-wrap-distance-left:9pt;mso-wrap-distance-top:0;mso-wrap-distance-right:9pt;mso-wrap-distance-bottom:0;mso-position-horizontal:absolute;mso-position-horizontal-relative:margin;mso-position-vertical:absolute;mso-position-vertical-relative:text;mso-width-percent:0;mso-height-percent:0;mso-width-relative:margin;mso-height-relative:margin;v-text-anchor:middle" o:gfxdata="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" filled="f" strokecolor="#c00000" strokeweight="1pt">
+                <v:stroke joinstyle="miter"/>
+                <w10:wrap anchorx="margin"/>
+              </v:oval>
+            </w:pict>
+          </mc:Fallback>
+        </mc:AlternateContent>
+      </w:r>
+      <w:r>
+        <w:rPr>
+          <w:rFonts w:ascii="Poppins" w:hAnsi="Poppins" w:cs="Poppins"/>
+        </w:rPr>
+        <w:t>Depuis cette page</w:t>
+      </w:r>
+      <w:r>
+        <w:rPr>
+          <w:rFonts w:ascii="Poppins" w:hAnsi="Poppins" w:cs="Poppins"/>
+        </w:rPr>
+        <w:t xml:space="preserve">, </w:t>
+      </w:r>
+      <w:r>
+        <w:rPr>
+          <w:rFonts w:ascii="Poppins" w:hAnsi="Poppins" w:cs="Poppins"/>
+        </w:rPr>
+        <w:t>cliquez sur « Importer »</w:t>
+      </w:r>
+      <w:r>
+        <w:rPr>
+          <w:rFonts w:ascii="Poppins" w:hAnsi="Poppins" w:cs="Poppins"/>
+        </w:rPr>
+        <w:t> :</w:t>
+      </w:r>
+    </w:p>
+    <w:p>
+      <w:pPr>
+        <w:jc w:val="center"/>
+        <w:rPr>
+          <w:rFonts w:ascii="Poppins" w:hAnsi="Poppins" w:cs="Poppins"/>
+        </w:rPr>
+      </w:pPr>
+      <w:r>
+        <w:rPr>
+          <w:rFonts w:ascii="Poppins" w:hAnsi="Poppins" w:cs="Poppins"/>
+          <w:noProof/>
+        </w:rPr>
         <w:drawing>
           <wp:inline distT="0" distB="0" distL="0" distR="0" wp14:anchorId="63C38587" wp14:editId="6F07313F">
             <wp:extent cx="5760720" cy="235585"/>
@@ -683,6 +979,130 @@
       <w:r>
         <w:rPr>
           <w:rFonts w:ascii="Poppins" w:hAnsi="Poppins" w:cs="Poppins"/>
+        </w:rPr>
+        <w:t>Cliquez sur « Choisir un fichier » pour importer le fichier « </w:t>
+      </w:r>
+      <w:proofErr w:type="spellStart"/>
+      <w:r>
+        <w:rPr>
+          <w:rFonts w:ascii="Poppins" w:hAnsi="Poppins" w:cs="Poppins"/>
+        </w:rPr>
+        <w:t>bdd_constructor.sql</w:t>
+      </w:r>
+      <w:proofErr w:type="spellEnd"/>
+      <w:r>
+        <w:rPr>
+          <w:rFonts w:ascii="Poppins" w:hAnsi="Poppins" w:cs="Poppins"/>
+        </w:rPr>
+        <w:t xml:space="preserve"> » (ci-dessous, vous avez toutes les captures </w:t>
+      </w:r>
+      <w:r>
+        <w:rPr>
+          <w:rFonts w:ascii="Poppins" w:hAnsi="Poppins" w:cs="Poppins"/>
+        </w:rPr>
+        <w:t xml:space="preserve">d’écran </w:t>
+      </w:r>
+      <w:r>
+        <w:rPr>
+          <w:rFonts w:ascii="Poppins" w:hAnsi="Poppins" w:cs="Poppins"/>
+        </w:rPr>
+        <w:t>nécessaires pour accéder à ce fichier dans le projet)</w:t>
+      </w:r>
+    </w:p>
+    <w:p>
+      <w:pPr>
+        <w:jc w:val="center"/>
+        <w:rPr>
+          <w:rFonts w:ascii="Poppins" w:hAnsi="Poppins" w:cs="Poppins"/>
+        </w:rPr>
+      </w:pPr>
+      <w:r>
+        <w:rPr>
+          <w:rFonts w:ascii="Poppins" w:hAnsi="Poppins" w:cs="Poppins"/>
+          <w:noProof/>
+        </w:rPr>
+        <mc:AlternateContent>
+          <mc:Choice Requires="wps">
+            <w:drawing>
+              <wp:anchor distT="0" distB="0" distL="114300" distR="114300" simplePos="0" relativeHeight="251666432" behindDoc="0" locked="0" layoutInCell="1" allowOverlap="1" wp14:anchorId="196A8FDE" wp14:editId="7A4D414E">
+                <wp:simplePos x="0" y="0"/>
+                <wp:positionH relativeFrom="margin">
+                  <wp:posOffset>62230</wp:posOffset>
+                </wp:positionH>
+                <wp:positionV relativeFrom="paragraph">
+                  <wp:posOffset>1212850</wp:posOffset>
+                </wp:positionV>
+                <wp:extent cx="923925" cy="299720"/>
+                <wp:effectExtent l="0" t="0" r="28575" b="24130"/>
+                <wp:wrapNone/>
+                <wp:docPr id="1576388582" name="Ellipse 1"/>
+                <wp:cNvGraphicFramePr/>
+                <a:graphic xmlns:a="http://schemas.openxmlformats.org/drawingml/2006/main">
+                  <a:graphicData uri="http://schemas.microsoft.com/office/word/2010/wordprocessingShape">
+                    <wps:wsp>
+                      <wps:cNvSpPr/>
+                      <wps:spPr>
+                        <a:xfrm>
+                          <a:off x="0" y="0"/>
+                          <a:ext cx="923925" cy="299720"/>
+                        </a:xfrm>
+                        <a:prstGeom prst="ellipse">
+                          <a:avLst/>
+                        </a:prstGeom>
+                        <a:noFill/>
+                        <a:ln>
+                          <a:solidFill>
+                            <a:srgbClr val="C00000"/>
+                          </a:solidFill>
+                        </a:ln>
+                      </wps:spPr>
+                      <wps:style>
+                        <a:lnRef idx="2">
+                          <a:schemeClr val="accent1">
+                            <a:shade val="15000"/>
+                          </a:schemeClr>
+                        </a:lnRef>
+                        <a:fillRef idx="1">
+                          <a:schemeClr val="accent1"/>
+                        </a:fillRef>
+                        <a:effectRef idx="0">
+                          <a:schemeClr val="accent1"/>
+                        </a:effectRef>
+                        <a:fontRef idx="minor">
+                          <a:schemeClr val="lt1"/>
+                        </a:fontRef>
+                      </wps:style>
+                      <wps:bodyPr rot="0" spcFirstLastPara="0" vertOverflow="overflow" horzOverflow="overflow" vert="horz" wrap="square" lIns="91440" tIns="45720" rIns="91440" bIns="45720" numCol="1" spcCol="0" rtlCol="0" fromWordArt="0" anchor="ctr" anchorCtr="0" forceAA="0" compatLnSpc="1">
+                        <a:prstTxWarp prst="textNoShape">
+                          <a:avLst/>
+                        </a:prstTxWarp>
+                        <a:noAutofit/>
+                      </wps:bodyPr>
+                    </wps:wsp>
+                  </a:graphicData>
+                </a:graphic>
+                <wp14:sizeRelH relativeFrom="margin">
+                  <wp14:pctWidth>0</wp14:pctWidth>
+                </wp14:sizeRelH>
+                <wp14:sizeRelV relativeFrom="margin">
+                  <wp14:pctHeight>0</wp14:pctHeight>
+                </wp14:sizeRelV>
+              </wp:anchor>
+            </w:drawing>
+          </mc:Choice>
+          <mc:Fallback>
+            <w:pict>
+              <v:oval w14:anchorId="40E5A722" id="Ellipse 1" o:spid="_x0000_s1026" style="position:absolute;margin-left:4.9pt;margin-top:95.5pt;width:72.75pt;height:23.6pt;z-index:251666432;visibility:visible;mso-wrap-style:square;mso-width-percent:0;mso-height-percent:0;mso-wrap-distance-left:9pt;mso-wrap-distance-top:0;mso-wrap-distance-right:9pt;mso-wrap-distance-bottom:0;mso-position-horizontal:absolute;mso-position-horizontal-relative:margin;mso-position-vertical:absolute;mso-position-vertical-relative:text;mso-width-percent:0;mso-height-percent:0;mso-width-relative:margin;mso-height-relative:margin;v-text-anchor:middle" o:gfxdata="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" filled="f" strokecolor="#c00000" strokeweight="1pt">
+                <v:stroke joinstyle="miter"/>
+                <w10:wrap anchorx="margin"/>
+              </v:oval>
+            </w:pict>
+          </mc:Fallback>
+        </mc:AlternateContent>
+      </w:r>
+      <w:r>
+        <w:rPr>
+          <w:rFonts w:ascii="Poppins" w:hAnsi="Poppins" w:cs="Poppins"/>
           <w:noProof/>
         </w:rPr>
         <w:drawing>
@@ -724,11 +1144,96 @@
     </w:p>
     <w:p>
       <w:pPr>
-        <w:jc w:val="both"/>
+        <w:jc w:val="center"/>
         <w:rPr>
           <w:rFonts w:ascii="Poppins" w:hAnsi="Poppins" w:cs="Poppins"/>
         </w:rPr>
       </w:pPr>
+      <w:r>
+        <w:rPr>
+          <w:rFonts w:ascii="Poppins" w:hAnsi="Poppins" w:cs="Poppins"/>
+          <w:noProof/>
+        </w:rPr>
+        <w:lastRenderedPageBreak/>
+        <mc:AlternateContent>
+          <mc:Choice Requires="wps">
+            <w:drawing>
+              <wp:anchor distT="0" distB="0" distL="114300" distR="114300" simplePos="0" relativeHeight="251668480" behindDoc="0" locked="0" layoutInCell="1" allowOverlap="1" wp14:anchorId="68C6A097" wp14:editId="79BE700D">
+                <wp:simplePos x="0" y="0"/>
+                <wp:positionH relativeFrom="margin">
+                  <wp:posOffset>1433830</wp:posOffset>
+                </wp:positionH>
+                <wp:positionV relativeFrom="paragraph">
+                  <wp:posOffset>1338580</wp:posOffset>
+                </wp:positionV>
+                <wp:extent cx="2657475" cy="609600"/>
+                <wp:effectExtent l="0" t="0" r="28575" b="19050"/>
+                <wp:wrapNone/>
+                <wp:docPr id="1362289748" name="Ellipse 1"/>
+                <wp:cNvGraphicFramePr/>
+                <a:graphic xmlns:a="http://schemas.openxmlformats.org/drawingml/2006/main">
+                  <a:graphicData uri="http://schemas.microsoft.com/office/word/2010/wordprocessingShape">
+                    <wps:wsp>
+                      <wps:cNvSpPr/>
+                      <wps:spPr>
+                        <a:xfrm>
+                          <a:off x="0" y="0"/>
+                          <a:ext cx="2657475" cy="609600"/>
+                        </a:xfrm>
+                        <a:prstGeom prst="ellipse">
+                          <a:avLst/>
+                        </a:prstGeom>
+                        <a:noFill/>
+                        <a:ln>
+                          <a:solidFill>
+                            <a:srgbClr val="C00000"/>
+                          </a:solidFill>
+                        </a:ln>
+                      </wps:spPr>
+                      <wps:style>
+                        <a:lnRef idx="2">
+                          <a:schemeClr val="accent1">
+                            <a:shade val="15000"/>
+                          </a:schemeClr>
+                        </a:lnRef>
+                        <a:fillRef idx="1">
+                          <a:schemeClr val="accent1"/>
+                        </a:fillRef>
+                        <a:effectRef idx="0">
+                          <a:schemeClr val="accent1"/>
+                        </a:effectRef>
+                        <a:fontRef idx="minor">
+                          <a:schemeClr val="lt1"/>
+                        </a:fontRef>
+                      </wps:style>
+                      <wps:bodyPr rot="0" spcFirstLastPara="0" vertOverflow="overflow" horzOverflow="overflow" vert="horz" wrap="square" lIns="91440" tIns="45720" rIns="91440" bIns="45720" numCol="1" spcCol="0" rtlCol="0" fromWordArt="0" anchor="ctr" anchorCtr="0" forceAA="0" compatLnSpc="1">
+                        <a:prstTxWarp prst="textNoShape">
+                          <a:avLst/>
+                        </a:prstTxWarp>
+                        <a:noAutofit/>
+                      </wps:bodyPr>
+                    </wps:wsp>
+                  </a:graphicData>
+                </a:graphic>
+                <wp14:sizeRelH relativeFrom="margin">
+                  <wp14:pctWidth>0</wp14:pctWidth>
+                </wp14:sizeRelH>
+                <wp14:sizeRelV relativeFrom="margin">
+                  <wp14:pctHeight>0</wp14:pctHeight>
+                </wp14:sizeRelV>
+              </wp:anchor>
+            </w:drawing>
+          </mc:Choice>
+          <mc:Fallback>
+            <w:pict>
+              <v:oval w14:anchorId="6045D860" id="Ellipse 1" o:spid="_x0000_s1026" style="position:absolute;margin-left:112.9pt;margin-top:105.4pt;width:209.25pt;height:48pt;z-index:251668480;visibility:visible;mso-wrap-style:square;mso-width-percent:0;mso-height-percent:0;mso-wrap-distance-left:9pt;mso-wrap-distance-top:0;mso-wrap-distance-right:9pt;mso-wrap-distance-bottom:0;mso-position-horizontal:absolute;mso-position-horizontal-relative:margin;mso-position-vertical:absolute;mso-position-vertical-relative:text;mso-width-percent:0;mso-height-percent:0;mso-width-relative:margin;mso-height-relative:margin;v-text-anchor:middle" o:gfxdata="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" filled="f" strokecolor="#c00000" strokeweight="1pt">
+                <v:stroke joinstyle="miter"/>
+                <w10:wrap anchorx="margin"/>
+              </v:oval>
+            </w:pict>
+          </mc:Fallback>
+        </mc:AlternateContent>
+      </w:r>
       <w:r>
         <w:rPr>
           <w:rFonts w:ascii="Poppins" w:hAnsi="Poppins" w:cs="Poppins"/>
@@ -773,7 +1278,7 @@
     </w:p>
     <w:p>
       <w:pPr>
-        <w:jc w:val="both"/>
+        <w:jc w:val="center"/>
         <w:rPr>
           <w:rFonts w:ascii="Poppins" w:hAnsi="Poppins" w:cs="Poppins"/>
         </w:rPr>
@@ -784,6 +1289,90 @@
           <w:noProof/>
         </w:rPr>
         <w:lastRenderedPageBreak/>
+        <mc:AlternateContent>
+          <mc:Choice Requires="wps">
+            <w:drawing>
+              <wp:anchor distT="0" distB="0" distL="114300" distR="114300" simplePos="0" relativeHeight="251670528" behindDoc="0" locked="0" layoutInCell="1" allowOverlap="1" wp14:anchorId="0FE5A55A" wp14:editId="308D07D4">
+                <wp:simplePos x="0" y="0"/>
+                <wp:positionH relativeFrom="margin">
+                  <wp:align>right</wp:align>
+                </wp:positionH>
+                <wp:positionV relativeFrom="paragraph">
+                  <wp:posOffset>2653030</wp:posOffset>
+                </wp:positionV>
+                <wp:extent cx="4257675" cy="342900"/>
+                <wp:effectExtent l="0" t="0" r="28575" b="19050"/>
+                <wp:wrapNone/>
+                <wp:docPr id="1011511012" name="Ellipse 1"/>
+                <wp:cNvGraphicFramePr/>
+                <a:graphic xmlns:a="http://schemas.openxmlformats.org/drawingml/2006/main">
+                  <a:graphicData uri="http://schemas.microsoft.com/office/word/2010/wordprocessingShape">
+                    <wps:wsp>
+                      <wps:cNvSpPr/>
+                      <wps:spPr>
+                        <a:xfrm>
+                          <a:off x="0" y="0"/>
+                          <a:ext cx="4257675" cy="342900"/>
+                        </a:xfrm>
+                        <a:prstGeom prst="ellipse">
+                          <a:avLst/>
+                        </a:prstGeom>
+                        <a:noFill/>
+                        <a:ln>
+                          <a:solidFill>
+                            <a:srgbClr val="C00000"/>
+                          </a:solidFill>
+                        </a:ln>
+                      </wps:spPr>
+                      <wps:style>
+                        <a:lnRef idx="2">
+                          <a:schemeClr val="accent1">
+                            <a:shade val="15000"/>
+                          </a:schemeClr>
+                        </a:lnRef>
+                        <a:fillRef idx="1">
+                          <a:schemeClr val="accent1"/>
+                        </a:fillRef>
+                        <a:effectRef idx="0">
+                          <a:schemeClr val="accent1"/>
+                        </a:effectRef>
+                        <a:fontRef idx="minor">
+                          <a:schemeClr val="lt1"/>
+                        </a:fontRef>
+                      </wps:style>
+                      <wps:bodyPr rot="0" spcFirstLastPara="0" vertOverflow="overflow" horzOverflow="overflow" vert="horz" wrap="square" lIns="91440" tIns="45720" rIns="91440" bIns="45720" numCol="1" spcCol="0" rtlCol="0" fromWordArt="0" anchor="ctr" anchorCtr="0" forceAA="0" compatLnSpc="1">
+                        <a:prstTxWarp prst="textNoShape">
+                          <a:avLst/>
+                        </a:prstTxWarp>
+                        <a:noAutofit/>
+                      </wps:bodyPr>
+                    </wps:wsp>
+                  </a:graphicData>
+                </a:graphic>
+                <wp14:sizeRelH relativeFrom="margin">
+                  <wp14:pctWidth>0</wp14:pctWidth>
+                </wp14:sizeRelH>
+                <wp14:sizeRelV relativeFrom="margin">
+                  <wp14:pctHeight>0</wp14:pctHeight>
+                </wp14:sizeRelV>
+              </wp:anchor>
+            </w:drawing>
+          </mc:Choice>
+          <mc:Fallback>
+            <w:pict>
+              <v:oval w14:anchorId="44F56160" id="Ellipse 1" o:spid="_x0000_s1026" style="position:absolute;margin-left:284.05pt;margin-top:208.9pt;width:335.25pt;height:27pt;z-index:251670528;visibility:visible;mso-wrap-style:square;mso-width-percent:0;mso-height-percent:0;mso-wrap-distance-left:9pt;mso-wrap-distance-top:0;mso-wrap-distance-right:9pt;mso-wrap-distance-bottom:0;mso-position-horizontal:right;mso-position-horizontal-relative:margin;mso-position-vertical:absolute;mso-position-vertical-relative:text;mso-width-percent:0;mso-height-percent:0;mso-width-relative:margin;mso-height-relative:margin;v-text-anchor:middle" o:gfxdata="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" filled="f" strokecolor="#c00000" strokeweight="1pt">
+                <v:stroke joinstyle="miter"/>
+                <w10:wrap anchorx="margin"/>
+              </v:oval>
+            </w:pict>
+          </mc:Fallback>
+        </mc:AlternateContent>
+      </w:r>
+      <w:r>
+        <w:rPr>
+          <w:rFonts w:ascii="Poppins" w:hAnsi="Poppins" w:cs="Poppins"/>
+          <w:noProof/>
+        </w:rPr>
         <w:drawing>
           <wp:inline distT="0" distB="0" distL="0" distR="0" wp14:anchorId="78C4EACF" wp14:editId="1CCEE779">
             <wp:extent cx="5743575" cy="4438650"/>
@@ -823,7 +1412,7 @@
     </w:p>
     <w:p>
       <w:pPr>
-        <w:jc w:val="both"/>
+        <w:jc w:val="center"/>
         <w:rPr>
           <w:rFonts w:ascii="Poppins" w:hAnsi="Poppins" w:cs="Poppins"/>
         </w:rPr>
@@ -834,8 +1423,92 @@
           <w:noProof/>
         </w:rPr>
         <w:lastRenderedPageBreak/>
+        <mc:AlternateContent>
+          <mc:Choice Requires="wps">
+            <w:drawing>
+              <wp:anchor distT="0" distB="0" distL="114300" distR="114300" simplePos="0" relativeHeight="251672576" behindDoc="0" locked="0" layoutInCell="1" allowOverlap="1" wp14:anchorId="0CDF7FD0" wp14:editId="3E607C9E">
+                <wp:simplePos x="0" y="0"/>
+                <wp:positionH relativeFrom="margin">
+                  <wp:posOffset>1466850</wp:posOffset>
+                </wp:positionH>
+                <wp:positionV relativeFrom="paragraph">
+                  <wp:posOffset>2324100</wp:posOffset>
+                </wp:positionV>
+                <wp:extent cx="4257675" cy="342900"/>
+                <wp:effectExtent l="0" t="0" r="28575" b="19050"/>
+                <wp:wrapNone/>
+                <wp:docPr id="1770142945" name="Ellipse 1"/>
+                <wp:cNvGraphicFramePr/>
+                <a:graphic xmlns:a="http://schemas.openxmlformats.org/drawingml/2006/main">
+                  <a:graphicData uri="http://schemas.microsoft.com/office/word/2010/wordprocessingShape">
+                    <wps:wsp>
+                      <wps:cNvSpPr/>
+                      <wps:spPr>
+                        <a:xfrm>
+                          <a:off x="0" y="0"/>
+                          <a:ext cx="4257675" cy="342900"/>
+                        </a:xfrm>
+                        <a:prstGeom prst="ellipse">
+                          <a:avLst/>
+                        </a:prstGeom>
+                        <a:noFill/>
+                        <a:ln>
+                          <a:solidFill>
+                            <a:srgbClr val="C00000"/>
+                          </a:solidFill>
+                        </a:ln>
+                      </wps:spPr>
+                      <wps:style>
+                        <a:lnRef idx="2">
+                          <a:schemeClr val="accent1">
+                            <a:shade val="15000"/>
+                          </a:schemeClr>
+                        </a:lnRef>
+                        <a:fillRef idx="1">
+                          <a:schemeClr val="accent1"/>
+                        </a:fillRef>
+                        <a:effectRef idx="0">
+                          <a:schemeClr val="accent1"/>
+                        </a:effectRef>
+                        <a:fontRef idx="minor">
+                          <a:schemeClr val="lt1"/>
+                        </a:fontRef>
+                      </wps:style>
+                      <wps:bodyPr rot="0" spcFirstLastPara="0" vertOverflow="overflow" horzOverflow="overflow" vert="horz" wrap="square" lIns="91440" tIns="45720" rIns="91440" bIns="45720" numCol="1" spcCol="0" rtlCol="0" fromWordArt="0" anchor="ctr" anchorCtr="0" forceAA="0" compatLnSpc="1">
+                        <a:prstTxWarp prst="textNoShape">
+                          <a:avLst/>
+                        </a:prstTxWarp>
+                        <a:noAutofit/>
+                      </wps:bodyPr>
+                    </wps:wsp>
+                  </a:graphicData>
+                </a:graphic>
+                <wp14:sizeRelH relativeFrom="margin">
+                  <wp14:pctWidth>0</wp14:pctWidth>
+                </wp14:sizeRelH>
+                <wp14:sizeRelV relativeFrom="margin">
+                  <wp14:pctHeight>0</wp14:pctHeight>
+                </wp14:sizeRelV>
+              </wp:anchor>
+            </w:drawing>
+          </mc:Choice>
+          <mc:Fallback>
+            <w:pict>
+              <v:oval w14:anchorId="6D82BBA3" id="Ellipse 1" o:spid="_x0000_s1026" style="position:absolute;margin-left:115.5pt;margin-top:183pt;width:335.25pt;height:27pt;z-index:251672576;visibility:visible;mso-wrap-style:square;mso-width-percent:0;mso-height-percent:0;mso-wrap-distance-left:9pt;mso-wrap-distance-top:0;mso-wrap-distance-right:9pt;mso-wrap-distance-bottom:0;mso-position-horizontal:absolute;mso-position-horizontal-relative:margin;mso-position-vertical:absolute;mso-position-vertical-relative:text;mso-width-percent:0;mso-height-percent:0;mso-width-relative:margin;mso-height-relative:margin;v-text-anchor:middle" o:gfxdata="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" filled="f" strokecolor="#c00000" strokeweight="1pt">
+                <v:stroke joinstyle="miter"/>
+                <w10:wrap anchorx="margin"/>
+              </v:oval>
+            </w:pict>
+          </mc:Fallback>
+        </mc:AlternateContent>
+      </w:r>
+      <w:r>
+        <w:rPr>
+          <w:rFonts w:ascii="Poppins" w:hAnsi="Poppins" w:cs="Poppins"/>
+          <w:noProof/>
+        </w:rPr>
         <w:drawing>
-          <wp:inline distT="0" distB="0" distL="0" distR="0" wp14:anchorId="47069CB3" wp14:editId="563AF9E4">
+          <wp:inline distT="0" distB="0" distL="0" distR="0" wp14:anchorId="47069CB3" wp14:editId="5A0C8D33">
             <wp:extent cx="5760720" cy="4399280"/>
             <wp:effectExtent l="0" t="0" r="0" b="1270"/>
             <wp:docPr id="393307380" name="Image 1" descr="Une image contenant texte, capture d’écran, logiciel, Icône d’ordinateur&#10;&#10;Le contenu généré par l’IA peut être incorrect."/>
@@ -873,7 +1546,7 @@
     </w:p>
     <w:p>
       <w:pPr>
-        <w:jc w:val="both"/>
+        <w:jc w:val="center"/>
         <w:rPr>
           <w:rFonts w:ascii="Poppins" w:hAnsi="Poppins" w:cs="Poppins"/>
         </w:rPr>
@@ -884,6 +1557,90 @@
           <w:noProof/>
         </w:rPr>
         <w:lastRenderedPageBreak/>
+        <mc:AlternateContent>
+          <mc:Choice Requires="wps">
+            <w:drawing>
+              <wp:anchor distT="0" distB="0" distL="114300" distR="114300" simplePos="0" relativeHeight="251674624" behindDoc="0" locked="0" layoutInCell="1" allowOverlap="1" wp14:anchorId="4D02A052" wp14:editId="0592768B">
+                <wp:simplePos x="0" y="0"/>
+                <wp:positionH relativeFrom="margin">
+                  <wp:align>right</wp:align>
+                </wp:positionH>
+                <wp:positionV relativeFrom="paragraph">
+                  <wp:posOffset>1323975</wp:posOffset>
+                </wp:positionV>
+                <wp:extent cx="4257675" cy="342900"/>
+                <wp:effectExtent l="0" t="0" r="28575" b="19050"/>
+                <wp:wrapNone/>
+                <wp:docPr id="1987132446" name="Ellipse 1"/>
+                <wp:cNvGraphicFramePr/>
+                <a:graphic xmlns:a="http://schemas.openxmlformats.org/drawingml/2006/main">
+                  <a:graphicData uri="http://schemas.microsoft.com/office/word/2010/wordprocessingShape">
+                    <wps:wsp>
+                      <wps:cNvSpPr/>
+                      <wps:spPr>
+                        <a:xfrm>
+                          <a:off x="0" y="0"/>
+                          <a:ext cx="4257675" cy="342900"/>
+                        </a:xfrm>
+                        <a:prstGeom prst="ellipse">
+                          <a:avLst/>
+                        </a:prstGeom>
+                        <a:noFill/>
+                        <a:ln>
+                          <a:solidFill>
+                            <a:srgbClr val="C00000"/>
+                          </a:solidFill>
+                        </a:ln>
+                      </wps:spPr>
+                      <wps:style>
+                        <a:lnRef idx="2">
+                          <a:schemeClr val="accent1">
+                            <a:shade val="15000"/>
+                          </a:schemeClr>
+                        </a:lnRef>
+                        <a:fillRef idx="1">
+                          <a:schemeClr val="accent1"/>
+                        </a:fillRef>
+                        <a:effectRef idx="0">
+                          <a:schemeClr val="accent1"/>
+                        </a:effectRef>
+                        <a:fontRef idx="minor">
+                          <a:schemeClr val="lt1"/>
+                        </a:fontRef>
+                      </wps:style>
+                      <wps:bodyPr rot="0" spcFirstLastPara="0" vertOverflow="overflow" horzOverflow="overflow" vert="horz" wrap="square" lIns="91440" tIns="45720" rIns="91440" bIns="45720" numCol="1" spcCol="0" rtlCol="0" fromWordArt="0" anchor="ctr" anchorCtr="0" forceAA="0" compatLnSpc="1">
+                        <a:prstTxWarp prst="textNoShape">
+                          <a:avLst/>
+                        </a:prstTxWarp>
+                        <a:noAutofit/>
+                      </wps:bodyPr>
+                    </wps:wsp>
+                  </a:graphicData>
+                </a:graphic>
+                <wp14:sizeRelH relativeFrom="margin">
+                  <wp14:pctWidth>0</wp14:pctWidth>
+                </wp14:sizeRelH>
+                <wp14:sizeRelV relativeFrom="margin">
+                  <wp14:pctHeight>0</wp14:pctHeight>
+                </wp14:sizeRelV>
+              </wp:anchor>
+            </w:drawing>
+          </mc:Choice>
+          <mc:Fallback>
+            <w:pict>
+              <v:oval w14:anchorId="12AC365F" id="Ellipse 1" o:spid="_x0000_s1026" style="position:absolute;margin-left:284.05pt;margin-top:104.25pt;width:335.25pt;height:27pt;z-index:251674624;visibility:visible;mso-wrap-style:square;mso-width-percent:0;mso-height-percent:0;mso-wrap-distance-left:9pt;mso-wrap-distance-top:0;mso-wrap-distance-right:9pt;mso-wrap-distance-bottom:0;mso-position-horizontal:right;mso-position-horizontal-relative:margin;mso-position-vertical:absolute;mso-position-vertical-relative:text;mso-width-percent:0;mso-height-percent:0;mso-width-relative:margin;mso-height-relative:margin;v-text-anchor:middle" o:gfxdata="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" filled="f" strokecolor="#c00000" strokeweight="1pt">
+                <v:stroke joinstyle="miter"/>
+                <w10:wrap anchorx="margin"/>
+              </v:oval>
+            </w:pict>
+          </mc:Fallback>
+        </mc:AlternateContent>
+      </w:r>
+      <w:r>
+        <w:rPr>
+          <w:rFonts w:ascii="Poppins" w:hAnsi="Poppins" w:cs="Poppins"/>
+          <w:noProof/>
+        </w:rPr>
         <w:drawing>
           <wp:inline distT="0" distB="0" distL="0" distR="0" wp14:anchorId="0F8561EC" wp14:editId="18FCF2A8">
             <wp:extent cx="5724525" cy="4429125"/>
@@ -923,7 +1680,7 @@
     </w:p>
     <w:p>
       <w:pPr>
-        <w:jc w:val="both"/>
+        <w:jc w:val="center"/>
         <w:rPr>
           <w:rFonts w:ascii="Poppins" w:hAnsi="Poppins" w:cs="Poppins"/>
         </w:rPr>
@@ -934,8 +1691,92 @@
           <w:noProof/>
         </w:rPr>
         <w:lastRenderedPageBreak/>
+        <mc:AlternateContent>
+          <mc:Choice Requires="wps">
+            <w:drawing>
+              <wp:anchor distT="0" distB="0" distL="114300" distR="114300" simplePos="0" relativeHeight="251676672" behindDoc="0" locked="0" layoutInCell="1" allowOverlap="1" wp14:anchorId="7F94D922" wp14:editId="521268AF">
+                <wp:simplePos x="0" y="0"/>
+                <wp:positionH relativeFrom="margin">
+                  <wp:align>right</wp:align>
+                </wp:positionH>
+                <wp:positionV relativeFrom="paragraph">
+                  <wp:posOffset>2133600</wp:posOffset>
+                </wp:positionV>
+                <wp:extent cx="4257675" cy="342900"/>
+                <wp:effectExtent l="0" t="0" r="28575" b="19050"/>
+                <wp:wrapNone/>
+                <wp:docPr id="496754421" name="Ellipse 1"/>
+                <wp:cNvGraphicFramePr/>
+                <a:graphic xmlns:a="http://schemas.openxmlformats.org/drawingml/2006/main">
+                  <a:graphicData uri="http://schemas.microsoft.com/office/word/2010/wordprocessingShape">
+                    <wps:wsp>
+                      <wps:cNvSpPr/>
+                      <wps:spPr>
+                        <a:xfrm>
+                          <a:off x="0" y="0"/>
+                          <a:ext cx="4257675" cy="342900"/>
+                        </a:xfrm>
+                        <a:prstGeom prst="ellipse">
+                          <a:avLst/>
+                        </a:prstGeom>
+                        <a:noFill/>
+                        <a:ln>
+                          <a:solidFill>
+                            <a:srgbClr val="C00000"/>
+                          </a:solidFill>
+                        </a:ln>
+                      </wps:spPr>
+                      <wps:style>
+                        <a:lnRef idx="2">
+                          <a:schemeClr val="accent1">
+                            <a:shade val="15000"/>
+                          </a:schemeClr>
+                        </a:lnRef>
+                        <a:fillRef idx="1">
+                          <a:schemeClr val="accent1"/>
+                        </a:fillRef>
+                        <a:effectRef idx="0">
+                          <a:schemeClr val="accent1"/>
+                        </a:effectRef>
+                        <a:fontRef idx="minor">
+                          <a:schemeClr val="lt1"/>
+                        </a:fontRef>
+                      </wps:style>
+                      <wps:bodyPr rot="0" spcFirstLastPara="0" vertOverflow="overflow" horzOverflow="overflow" vert="horz" wrap="square" lIns="91440" tIns="45720" rIns="91440" bIns="45720" numCol="1" spcCol="0" rtlCol="0" fromWordArt="0" anchor="ctr" anchorCtr="0" forceAA="0" compatLnSpc="1">
+                        <a:prstTxWarp prst="textNoShape">
+                          <a:avLst/>
+                        </a:prstTxWarp>
+                        <a:noAutofit/>
+                      </wps:bodyPr>
+                    </wps:wsp>
+                  </a:graphicData>
+                </a:graphic>
+                <wp14:sizeRelH relativeFrom="margin">
+                  <wp14:pctWidth>0</wp14:pctWidth>
+                </wp14:sizeRelH>
+                <wp14:sizeRelV relativeFrom="margin">
+                  <wp14:pctHeight>0</wp14:pctHeight>
+                </wp14:sizeRelV>
+              </wp:anchor>
+            </w:drawing>
+          </mc:Choice>
+          <mc:Fallback>
+            <w:pict>
+              <v:oval w14:anchorId="70BD88B9" id="Ellipse 1" o:spid="_x0000_s1026" style="position:absolute;margin-left:284.05pt;margin-top:168pt;width:335.25pt;height:27pt;z-index:251676672;visibility:visible;mso-wrap-style:square;mso-width-percent:0;mso-height-percent:0;mso-wrap-distance-left:9pt;mso-wrap-distance-top:0;mso-wrap-distance-right:9pt;mso-wrap-distance-bottom:0;mso-position-horizontal:right;mso-position-horizontal-relative:margin;mso-position-vertical:absolute;mso-position-vertical-relative:text;mso-width-percent:0;mso-height-percent:0;mso-width-relative:margin;mso-height-relative:margin;v-text-anchor:middle" o:gfxdata="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" filled="f" strokecolor="#c00000" strokeweight="1pt">
+                <v:stroke joinstyle="miter"/>
+                <w10:wrap anchorx="margin"/>
+              </v:oval>
+            </w:pict>
+          </mc:Fallback>
+        </mc:AlternateContent>
+      </w:r>
+      <w:r>
+        <w:rPr>
+          <w:rFonts w:ascii="Poppins" w:hAnsi="Poppins" w:cs="Poppins"/>
+          <w:noProof/>
+        </w:rPr>
         <w:drawing>
-          <wp:inline distT="0" distB="0" distL="0" distR="0" wp14:anchorId="76D5419B" wp14:editId="12C32BD3">
+          <wp:inline distT="0" distB="0" distL="0" distR="0" wp14:anchorId="76D5419B" wp14:editId="3BF82D61">
             <wp:extent cx="5744377" cy="4477375"/>
             <wp:effectExtent l="0" t="0" r="8890" b="0"/>
             <wp:docPr id="1067053560" name="Image 1" descr="Une image contenant texte, capture d’écran, logiciel, Icône d’ordinateur&#10;&#10;Le contenu généré par l’IA peut être incorrect."/>
@@ -982,12 +1823,18 @@
         <w:rPr>
           <w:rFonts w:ascii="Poppins" w:hAnsi="Poppins" w:cs="Poppins"/>
         </w:rPr>
-        <w:t>Défilez en bas de la page et cliquez sur « Importez ».</w:t>
+        <w:t>Défilez en bas de la page et cliquez sur « Importez »</w:t>
+      </w:r>
+      <w:r>
+        <w:rPr>
+          <w:rFonts w:ascii="Poppins" w:hAnsi="Poppins" w:cs="Poppins"/>
+        </w:rPr>
+        <w:t> :</w:t>
       </w:r>
     </w:p>
     <w:p>
       <w:pPr>
-        <w:jc w:val="both"/>
+        <w:jc w:val="center"/>
         <w:rPr>
           <w:rFonts w:ascii="Poppins" w:hAnsi="Poppins" w:cs="Poppins"/>
         </w:rPr>
@@ -1045,26 +1892,24 @@
         <w:rPr>
           <w:rFonts w:ascii="Poppins" w:hAnsi="Poppins" w:cs="Poppins"/>
         </w:rPr>
-        <w:t xml:space="preserve">Une fois </w:t>
-      </w:r>
-      <w:proofErr w:type="spellStart"/>
-      <w:r>
-        <w:rPr>
-          <w:rFonts w:ascii="Poppins" w:hAnsi="Poppins" w:cs="Poppins"/>
-        </w:rPr>
-        <w:t>importez vous</w:t>
-      </w:r>
-      <w:proofErr w:type="spellEnd"/>
-      <w:r>
-        <w:rPr>
-          <w:rFonts w:ascii="Poppins" w:hAnsi="Poppins" w:cs="Poppins"/>
-        </w:rPr>
-        <w:t xml:space="preserve"> devez voir le message suivant :</w:t>
+        <w:t>Une fois import</w:t>
+      </w:r>
+      <w:r>
+        <w:rPr>
+          <w:rFonts w:ascii="Poppins" w:hAnsi="Poppins" w:cs="Poppins"/>
+        </w:rPr>
+        <w:t xml:space="preserve">é, </w:t>
+      </w:r>
+      <w:r>
+        <w:rPr>
+          <w:rFonts w:ascii="Poppins" w:hAnsi="Poppins" w:cs="Poppins"/>
+        </w:rPr>
+        <w:t>vous devez voir le message suivant :</w:t>
       </w:r>
     </w:p>
     <w:p>
       <w:pPr>
-        <w:jc w:val="both"/>
+        <w:jc w:val="center"/>
         <w:rPr>
           <w:rFonts w:ascii="Poppins" w:hAnsi="Poppins" w:cs="Poppins"/>
         </w:rPr>
@@ -1310,7 +2155,7 @@
         </w:trPr>
         <w:tc>
           <w:tcPr>
-            <w:tcW w:w="1049" w:type="dxa"/>
+            <w:tcW w:w="1048" w:type="dxa"/>
             <w:tcBorders>
               <w:top w:val="single" w:sz="6" w:space="0" w:color="auto"/>
               <w:left w:val="single" w:sz="6" w:space="0" w:color="auto"/>
@@ -1344,7 +2189,7 @@
         </w:tc>
         <w:tc>
           <w:tcPr>
-            <w:tcW w:w="1388" w:type="dxa"/>
+            <w:tcW w:w="1401" w:type="dxa"/>
             <w:tcBorders>
               <w:top w:val="single" w:sz="6" w:space="0" w:color="auto"/>
               <w:left w:val="single" w:sz="6" w:space="0" w:color="auto"/>
@@ -1378,7 +2223,7 @@
         </w:tc>
         <w:tc>
           <w:tcPr>
-            <w:tcW w:w="1569" w:type="dxa"/>
+            <w:tcW w:w="1567" w:type="dxa"/>
             <w:tcBorders>
               <w:top w:val="single" w:sz="6" w:space="0" w:color="auto"/>
               <w:left w:val="single" w:sz="6" w:space="0" w:color="auto"/>
@@ -1412,7 +2257,7 @@
         </w:tc>
         <w:tc>
           <w:tcPr>
-            <w:tcW w:w="1565" w:type="dxa"/>
+            <w:tcW w:w="1564" w:type="dxa"/>
             <w:tcBorders>
               <w:top w:val="single" w:sz="6" w:space="0" w:color="auto"/>
               <w:left w:val="single" w:sz="6" w:space="0" w:color="auto"/>
@@ -1446,7 +2291,7 @@
         </w:tc>
         <w:tc>
           <w:tcPr>
-            <w:tcW w:w="3485" w:type="dxa"/>
+            <w:tcW w:w="3476" w:type="dxa"/>
             <w:tcBorders>
               <w:top w:val="single" w:sz="6" w:space="0" w:color="auto"/>
               <w:left w:val="single" w:sz="6" w:space="0" w:color="auto"/>
@@ -1485,7 +2330,7 @@
         </w:trPr>
         <w:tc>
           <w:tcPr>
-            <w:tcW w:w="1049" w:type="dxa"/>
+            <w:tcW w:w="1048" w:type="dxa"/>
             <w:tcBorders>
               <w:top w:val="single" w:sz="6" w:space="0" w:color="auto"/>
               <w:left w:val="single" w:sz="6" w:space="0" w:color="auto"/>
@@ -1511,7 +2356,7 @@
         </w:tc>
         <w:tc>
           <w:tcPr>
-            <w:tcW w:w="1388" w:type="dxa"/>
+            <w:tcW w:w="1401" w:type="dxa"/>
             <w:tcBorders>
               <w:top w:val="single" w:sz="6" w:space="0" w:color="auto"/>
               <w:left w:val="single" w:sz="6" w:space="0" w:color="auto"/>
@@ -1549,7 +2394,7 @@
         </w:tc>
         <w:tc>
           <w:tcPr>
-            <w:tcW w:w="1569" w:type="dxa"/>
+            <w:tcW w:w="1567" w:type="dxa"/>
             <w:tcBorders>
               <w:top w:val="single" w:sz="6" w:space="0" w:color="auto"/>
               <w:left w:val="single" w:sz="6" w:space="0" w:color="auto"/>
@@ -1575,7 +2420,7 @@
         </w:tc>
         <w:tc>
           <w:tcPr>
-            <w:tcW w:w="1565" w:type="dxa"/>
+            <w:tcW w:w="1564" w:type="dxa"/>
             <w:tcBorders>
               <w:top w:val="single" w:sz="6" w:space="0" w:color="auto"/>
               <w:left w:val="single" w:sz="6" w:space="0" w:color="auto"/>
@@ -1601,7 +2446,7 @@
         </w:tc>
         <w:tc>
           <w:tcPr>
-            <w:tcW w:w="3485" w:type="dxa"/>
+            <w:tcW w:w="3476" w:type="dxa"/>
             <w:tcBorders>
               <w:top w:val="single" w:sz="6" w:space="0" w:color="auto"/>
               <w:left w:val="single" w:sz="6" w:space="0" w:color="auto"/>
@@ -1622,6 +2467,166 @@
                 <w:rFonts w:ascii="Poppins" w:hAnsi="Poppins" w:cs="Poppins"/>
               </w:rPr>
               <w:t>Rédaction initiale du document </w:t>
+            </w:r>
+          </w:p>
+        </w:tc>
+      </w:tr>
+      <w:tr>
+        <w:trPr>
+          <w:trHeight w:val="300"/>
+        </w:trPr>
+        <w:tc>
+          <w:tcPr>
+            <w:tcW w:w="1048" w:type="dxa"/>
+            <w:tcBorders>
+              <w:top w:val="single" w:sz="6" w:space="0" w:color="auto"/>
+              <w:left w:val="single" w:sz="6" w:space="0" w:color="auto"/>
+              <w:bottom w:val="single" w:sz="6" w:space="0" w:color="auto"/>
+              <w:right w:val="single" w:sz="6" w:space="0" w:color="auto"/>
+            </w:tcBorders>
+          </w:tcPr>
+          <w:p>
+            <w:pPr>
+              <w:jc w:val="both"/>
+              <w:rPr>
+                <w:rFonts w:ascii="Poppins" w:hAnsi="Poppins" w:cs="Poppins"/>
+              </w:rPr>
+            </w:pPr>
+            <w:r>
+              <w:rPr>
+                <w:rFonts w:ascii="Poppins" w:hAnsi="Poppins" w:cs="Poppins"/>
+              </w:rPr>
+              <w:t>V</w:t>
+            </w:r>
+            <w:r>
+              <w:rPr>
+                <w:rFonts w:ascii="Poppins" w:hAnsi="Poppins" w:cs="Poppins"/>
+              </w:rPr>
+              <w:t>2</w:t>
+            </w:r>
+          </w:p>
+        </w:tc>
+        <w:tc>
+          <w:tcPr>
+            <w:tcW w:w="1401" w:type="dxa"/>
+            <w:tcBorders>
+              <w:top w:val="single" w:sz="6" w:space="0" w:color="auto"/>
+              <w:left w:val="single" w:sz="6" w:space="0" w:color="auto"/>
+              <w:bottom w:val="single" w:sz="6" w:space="0" w:color="auto"/>
+              <w:right w:val="single" w:sz="6" w:space="0" w:color="auto"/>
+            </w:tcBorders>
+          </w:tcPr>
+          <w:p>
+            <w:pPr>
+              <w:jc w:val="both"/>
+              <w:rPr>
+                <w:rFonts w:ascii="Poppins" w:hAnsi="Poppins" w:cs="Poppins"/>
+              </w:rPr>
+            </w:pPr>
+            <w:r>
+              <w:rPr>
+                <w:rFonts w:ascii="Poppins" w:hAnsi="Poppins" w:cs="Poppins"/>
+              </w:rPr>
+              <w:t>3</w:t>
+            </w:r>
+            <w:r>
+              <w:rPr>
+                <w:rFonts w:ascii="Poppins" w:hAnsi="Poppins" w:cs="Poppins"/>
+              </w:rPr>
+              <w:t>/0</w:t>
+            </w:r>
+            <w:r>
+              <w:rPr>
+                <w:rFonts w:ascii="Poppins" w:hAnsi="Poppins" w:cs="Poppins"/>
+              </w:rPr>
+              <w:t>3</w:t>
+            </w:r>
+            <w:r>
+              <w:rPr>
+                <w:rFonts w:ascii="Poppins" w:hAnsi="Poppins" w:cs="Poppins"/>
+              </w:rPr>
+              <w:t>/2026</w:t>
+            </w:r>
+          </w:p>
+        </w:tc>
+        <w:tc>
+          <w:tcPr>
+            <w:tcW w:w="1567" w:type="dxa"/>
+            <w:tcBorders>
+              <w:top w:val="single" w:sz="6" w:space="0" w:color="auto"/>
+              <w:left w:val="single" w:sz="6" w:space="0" w:color="auto"/>
+              <w:bottom w:val="single" w:sz="6" w:space="0" w:color="auto"/>
+              <w:right w:val="single" w:sz="6" w:space="0" w:color="auto"/>
+            </w:tcBorders>
+          </w:tcPr>
+          <w:p>
+            <w:pPr>
+              <w:jc w:val="both"/>
+              <w:rPr>
+                <w:rFonts w:ascii="Poppins" w:hAnsi="Poppins" w:cs="Poppins"/>
+              </w:rPr>
+            </w:pPr>
+            <w:r>
+              <w:rPr>
+                <w:rFonts w:ascii="Poppins" w:hAnsi="Poppins" w:cs="Poppins"/>
+              </w:rPr>
+              <w:t>GARNIER J. </w:t>
+            </w:r>
+          </w:p>
+        </w:tc>
+        <w:tc>
+          <w:tcPr>
+            <w:tcW w:w="1564" w:type="dxa"/>
+            <w:tcBorders>
+              <w:top w:val="single" w:sz="6" w:space="0" w:color="auto"/>
+              <w:left w:val="single" w:sz="6" w:space="0" w:color="auto"/>
+              <w:bottom w:val="single" w:sz="6" w:space="0" w:color="auto"/>
+              <w:right w:val="single" w:sz="6" w:space="0" w:color="auto"/>
+            </w:tcBorders>
+          </w:tcPr>
+          <w:p>
+            <w:pPr>
+              <w:jc w:val="both"/>
+              <w:rPr>
+                <w:rFonts w:ascii="Poppins" w:hAnsi="Poppins" w:cs="Poppins"/>
+              </w:rPr>
+            </w:pPr>
+            <w:r>
+              <w:rPr>
+                <w:rFonts w:ascii="Poppins" w:hAnsi="Poppins" w:cs="Poppins"/>
+              </w:rPr>
+              <w:t> </w:t>
+            </w:r>
+          </w:p>
+        </w:tc>
+        <w:tc>
+          <w:tcPr>
+            <w:tcW w:w="3476" w:type="dxa"/>
+            <w:tcBorders>
+              <w:top w:val="single" w:sz="6" w:space="0" w:color="auto"/>
+              <w:left w:val="single" w:sz="6" w:space="0" w:color="auto"/>
+              <w:bottom w:val="single" w:sz="6" w:space="0" w:color="auto"/>
+              <w:right w:val="single" w:sz="6" w:space="0" w:color="auto"/>
+            </w:tcBorders>
+          </w:tcPr>
+          <w:p>
+            <w:pPr>
+              <w:jc w:val="both"/>
+              <w:rPr>
+                <w:rFonts w:ascii="Poppins" w:hAnsi="Poppins" w:cs="Poppins"/>
+              </w:rPr>
+            </w:pPr>
+            <w:r>
+              <w:rPr>
+                <w:rFonts w:ascii="Poppins" w:hAnsi="Poppins" w:cs="Poppins"/>
+              </w:rPr>
+              <w:t>Ajout de quelques détails</w:t>
+            </w:r>
+            <w:r>
+              <w:rPr>
+                <w:rFonts w:ascii="Poppins" w:hAnsi="Poppins" w:cs="Poppins"/>
+              </w:rPr>
+              <w:t> </w:t>
             </w:r>
           </w:p>
         </w:tc>
